--- a/999_利用ガイド/変換サンプル/sample.docx
+++ b/999_利用ガイド/変換サンプル/sample.docx
@@ -18,7 +18,7 @@
       </w:pPr>
       <w:r>
         <w:rPr/>
-        <w:t xml:space="preserve">変換機能サンプル</w:t>
+        <w:t xml:space="preserve">1. 変換機能サンプル</w:t>
       </w:r>
     </w:p>
     <w:p>
@@ -47,7 +47,7 @@
       </w:pPr>
       <w:r>
         <w:rPr/>
-        <w:t xml:space="preserve">見出しの自動番号</w:t>
+        <w:t xml:space="preserve">2. 見出しの自動番号</w:t>
       </w:r>
     </w:p>
     <w:p>
@@ -82,7 +82,7 @@
       </w:pPr>
       <w:r>
         <w:rPr/>
-        <w:t xml:space="preserve">サブセクション</w:t>
+        <w:t xml:space="preserve">2.1. サブセクション</w:t>
       </w:r>
     </w:p>
     <w:p>
@@ -92,7 +92,7 @@
       </w:pPr>
       <w:r>
         <w:rPr/>
-        <w:t xml:space="preserve">さらに深いセクション</w:t>
+        <w:t xml:space="preserve">2.1.1. さらに深いセクション</w:t>
       </w:r>
     </w:p>
     <w:p>
@@ -179,7 +179,7 @@
       </w:pPr>
       <w:r>
         <w:rPr/>
-        <w:t xml:space="preserve">基本テキスト要素</w:t>
+        <w:t xml:space="preserve">3. 基本テキスト要素</w:t>
       </w:r>
     </w:p>
     <w:p>
@@ -189,7 +189,7 @@
       </w:pPr>
       <w:r>
         <w:rPr/>
-        <w:t xml:space="preserve">リスト</w:t>
+        <w:t xml:space="preserve">3.1. リスト</w:t>
       </w:r>
     </w:p>
     <w:p>
@@ -264,7 +264,7 @@
       </w:pPr>
       <w:r>
         <w:rPr/>
-        <w:t xml:space="preserve">番号付きリスト</w:t>
+        <w:t xml:space="preserve">3.2. 番号付きリスト</w:t>
       </w:r>
     </w:p>
     <w:p>
@@ -313,7 +313,7 @@
       </w:pPr>
       <w:r>
         <w:rPr/>
-        <w:t xml:space="preserve">引用</w:t>
+        <w:t xml:space="preserve">3.3. 引用</w:t>
       </w:r>
     </w:p>
     <w:p>
@@ -334,7 +334,7 @@
       </w:pPr>
       <w:r>
         <w:rPr/>
-        <w:t xml:space="preserve">区切り線</w:t>
+        <w:t xml:space="preserve">3.4. 区切り線</w:t>
       </w:r>
     </w:p>
     <w:p>
@@ -344,7 +344,7 @@
       </w:pPr>
       <w:r>
         <w:rPr/>
-        <w:t xml:space="preserve">リンクと強調</w:t>
+        <w:t xml:space="preserve">3.5. リンクと強調</w:t>
       </w:r>
     </w:p>
     <w:p>
@@ -381,7 +381,7 @@
       </w:pPr>
       <w:r>
         <w:rPr/>
-        <w:t xml:space="preserve">コードブロック</w:t>
+        <w:t xml:space="preserve">4. コードブロック</w:t>
       </w:r>
     </w:p>
     <w:p>
@@ -509,20 +509,24 @@
       </w:pPr>
       <w:r>
         <w:rPr/>
-        <w:t xml:space="preserve">Mermaidグラフ</w:t>
-      </w:r>
-    </w:p>
-    <w:p>
-      <w:pPr>
-        <w:spacing w:lineRule="auto"/>
-      </w:pPr>
-      <w:r>
-        <w:rPr/>
-        <w:t xml:space="preserve">```mermaid</w:t>
-      </w:r>
-      <w:r>
-        <w:rPr/>
-        <w:t xml:space="preserve"> コードブロックの直後にキャプション行を書くと「図」として図番号・キャプション付きで出力されます。</w:t>
+        <w:t xml:space="preserve">5. Mermaidグラフ</w:t>
+      </w:r>
+    </w:p>
+    <w:p>
+      <w:pPr>
+        <w:spacing w:lineRule="auto"/>
+      </w:pPr>
+      <w:r>
+        <w:rPr/>
+        <w:t xml:space="preserve">図番号・キャプションを付ける場合は、</w:t>
+      </w:r>
+      <w:r>
+        <w:rPr/>
+        <w:t xml:space="preserve">:::figure</w:t>
+      </w:r>
+      <w:r>
+        <w:rPr/>
+        <w:t xml:space="preserve"> で Mermaid ブロック全体を囲みます。</w:t>
       </w:r>
     </w:p>
     <w:p>
@@ -532,86 +536,25 @@
       </w:pPr>
       <w:r>
         <w:rPr/>
-        <w:t xml:space="preserve">フローチャート（図番号・キャプション付き）</w:t>
-      </w:r>
-    </w:p>
-    <w:p>
-      <w:pPr>
-        <w:jc w:val="center"/>
+        <w:t xml:space="preserve">5.1. フローチャート（図番号・キャプション付き）</w:t>
+      </w:r>
+    </w:p>
+    <w:p>
+      <w:pPr>
         <w:spacing w:lineRule="auto"/>
       </w:pPr>
       <w:r>
         <w:rPr/>
         <w:drawing>
           <wp:inline distB="0" distL="0" distR="0" distT="0">
-            <wp:extent cx="6871970" cy="1139485"/>
+            <wp:extent cx="6871970" cy="1130720"/>
             <wp:effectExtent b="0" l="0" r="0" t="0"/>
-            <wp:docPr id="1" name="image-yoNjYydwbDOnakXX9SlqY.png"/>
+            <wp:docPr id="2" name="image-zonbuY8kiCdxangg0WUrN.png"/>
             <a:graphic>
               <a:graphicData uri="http://schemas.openxmlformats.org/drawingml/2006/picture">
                 <pic:pic>
                   <pic:nvPicPr>
-                    <pic:cNvPr id="1" name="image-yoNjYydwbDOnakXX9SlqY.png" descr="Markdown変換パイプラインのフローチャート"/>
-                    <pic:cNvPicPr/>
-                  </pic:nvPicPr>
-                  <pic:blipFill>
-                    <a:blip r:embed="rId6" cstate="print"/>
-                    <a:srcRect b="0" l="0" r="0" t="0"/>
-                    <a:stretch>
-                      <a:fillRect/>
-                    </a:stretch>
-                  </pic:blipFill>
-                  <pic:spPr>
-                    <a:xfrm>
-                      <a:off x="0" y="0"/>
-                      <a:ext cx="6871970" cy="1139485"/>
-                    </a:xfrm>
-                    <a:prstGeom prst="rect"/>
-                  </pic:spPr>
-                </pic:pic>
-              </a:graphicData>
-            </a:graphic>
-          </wp:inline>
-        </w:drawing>
-      </w:r>
-    </w:p>
-    <w:p>
-      <w:pPr>
-        <w:jc w:val="center"/>
-        <w:spacing w:lineRule="auto"/>
-      </w:pPr>
-      <w:r>
-        <w:rPr/>
-        <w:t xml:space="preserve">Markdown変換パイプラインのフローチャート</w:t>
-      </w:r>
-    </w:p>
-    <w:p>
-      <w:pPr>
-        <w:pStyle w:val="Heading2"/>
-        <w:spacing w:lineRule="auto"/>
-      </w:pPr>
-      <w:r>
-        <w:rPr/>
-        <w:t xml:space="preserve">シーケンス図（図番号・キャプション付き）</w:t>
-      </w:r>
-    </w:p>
-    <w:p>
-      <w:pPr>
-        <w:jc w:val="center"/>
-        <w:spacing w:lineRule="auto"/>
-      </w:pPr>
-      <w:r>
-        <w:rPr/>
-        <w:drawing>
-          <wp:inline distB="0" distL="0" distR="0" distT="0">
-            <wp:extent cx="6871970" cy="4123182"/>
-            <wp:effectExtent b="0" l="0" r="0" t="0"/>
-            <wp:docPr id="2" name="image-xGbH8W6W-v6nHVz9NWNfh.png"/>
-            <a:graphic>
-              <a:graphicData uri="http://schemas.openxmlformats.org/drawingml/2006/picture">
-                <pic:pic>
-                  <pic:nvPicPr>
-                    <pic:cNvPr id="2" name="image-xGbH8W6W-v6nHVz9NWNfh.png" descr="ログイン処理のシーケンス図"/>
+                    <pic:cNvPr id="2" name="image-zonbuY8kiCdxangg0WUrN.png" descr=""/>
                     <pic:cNvPicPr/>
                   </pic:nvPicPr>
                   <pic:blipFill>
@@ -624,7 +567,7 @@
                   <pic:spPr>
                     <a:xfrm>
                       <a:off x="0" y="0"/>
-                      <a:ext cx="6871970" cy="4123182"/>
+                      <a:ext cx="6871970" cy="1130720"/>
                     </a:xfrm>
                     <a:prstGeom prst="rect"/>
                   </pic:spPr>
@@ -642,7 +585,7 @@
       </w:pPr>
       <w:r>
         <w:rPr/>
-        <w:t xml:space="preserve">ログイン処理のシーケンス図</w:t>
+        <w:t xml:space="preserve">図5.1 Markdown変換パイプラインのフローチャート</w:t>
       </w:r>
     </w:p>
     <w:p>
@@ -652,30 +595,29 @@
       </w:pPr>
       <w:r>
         <w:rPr/>
-        <w:t xml:space="preserve">キャプションなし（図番号のみ）</w:t>
-      </w:r>
-    </w:p>
-    <w:p>
-      <w:pPr>
-        <w:jc w:val="center"/>
+        <w:t xml:space="preserve">5.2. シーケンス図（図番号・キャプション付き）</w:t>
+      </w:r>
+    </w:p>
+    <w:p>
+      <w:pPr>
         <w:spacing w:lineRule="auto"/>
       </w:pPr>
       <w:r>
         <w:rPr/>
         <w:drawing>
           <wp:inline distB="0" distL="0" distR="0" distT="0">
-            <wp:extent cx="828675" cy="1657350"/>
+            <wp:extent cx="6871970" cy="3904896"/>
             <wp:effectExtent b="0" l="0" r="0" t="0"/>
-            <wp:docPr id="3" name="image-9eoh7c5OXSQXvaeO0P2PR.png"/>
+            <wp:docPr id="4" name="image-80kaFeUzk6KI9C0Hcu8Ei.png"/>
             <a:graphic>
               <a:graphicData uri="http://schemas.openxmlformats.org/drawingml/2006/picture">
                 <pic:pic>
                   <pic:nvPicPr>
-                    <pic:cNvPr id="3" name="image-9eoh7c5OXSQXvaeO0P2PR.png" descr=""/>
+                    <pic:cNvPr id="4" name="image-80kaFeUzk6KI9C0Hcu8Ei.png" descr=""/>
                     <pic:cNvPicPr/>
                   </pic:nvPicPr>
                   <pic:blipFill>
-                    <a:blip r:embed="rId8" cstate="print"/>
+                    <a:blip r:embed="rId9" cstate="print"/>
                     <a:srcRect b="0" l="0" r="0" t="0"/>
                     <a:stretch>
                       <a:fillRect/>
@@ -684,7 +626,7 @@
                   <pic:spPr>
                     <a:xfrm>
                       <a:off x="0" y="0"/>
-                      <a:ext cx="828675" cy="1657350"/>
+                      <a:ext cx="6871970" cy="3904896"/>
                     </a:xfrm>
                     <a:prstGeom prst="rect"/>
                   </pic:spPr>
@@ -697,23 +639,82 @@
     </w:p>
     <w:p>
       <w:pPr>
+        <w:jc w:val="center"/>
+        <w:spacing w:lineRule="auto"/>
+      </w:pPr>
+      <w:r>
+        <w:rPr/>
+        <w:t xml:space="preserve">図5.2 ログイン処理のシーケンス図</w:t>
+      </w:r>
+    </w:p>
+    <w:p>
+      <w:pPr>
+        <w:pStyle w:val="Heading2"/>
+        <w:spacing w:lineRule="auto"/>
+      </w:pPr>
+      <w:r>
+        <w:rPr/>
+        <w:t xml:space="preserve">5.3. キャプションなし（図番号のみ）</w:t>
+      </w:r>
+    </w:p>
+    <w:p>
+      <w:pPr>
+        <w:spacing w:lineRule="auto"/>
+      </w:pPr>
+      <w:r>
+        <w:rPr/>
+        <w:drawing>
+          <wp:inline distB="0" distL="0" distR="0" distT="0">
+            <wp:extent cx="809625" cy="1657350"/>
+            <wp:effectExtent b="0" l="0" r="0" t="0"/>
+            <wp:docPr id="6" name="image-Y6fi9k5CEVVPIHo4B6MUA.png"/>
+            <a:graphic>
+              <a:graphicData uri="http://schemas.openxmlformats.org/drawingml/2006/picture">
+                <pic:pic>
+                  <pic:nvPicPr>
+                    <pic:cNvPr id="6" name="image-Y6fi9k5CEVVPIHo4B6MUA.png" descr=""/>
+                    <pic:cNvPicPr/>
+                  </pic:nvPicPr>
+                  <pic:blipFill>
+                    <a:blip r:embed="rId11" cstate="print"/>
+                    <a:srcRect b="0" l="0" r="0" t="0"/>
+                    <a:stretch>
+                      <a:fillRect/>
+                    </a:stretch>
+                  </pic:blipFill>
+                  <pic:spPr>
+                    <a:xfrm>
+                      <a:off x="0" y="0"/>
+                      <a:ext cx="809625" cy="1657350"/>
+                    </a:xfrm>
+                    <a:prstGeom prst="rect"/>
+                  </pic:spPr>
+                </pic:pic>
+              </a:graphicData>
+            </a:graphic>
+          </wp:inline>
+        </w:drawing>
+      </w:r>
+    </w:p>
+    <w:p>
+      <w:pPr>
         <w:pStyle w:val="Heading1"/>
         <w:spacing w:lineRule="auto"/>
       </w:pPr>
       <w:r>
         <w:rPr/>
-        <w:t xml:space="preserve">テーブル（標準Markdown）</w:t>
+        <w:t xml:space="preserve">6. テーブル（標準Markdown）</w:t>
       </w:r>
     </w:p>
     <w:tbl>
       <w:tblPr>
         <w:tblBorders>
-          <w:top w:val="single" w:sz="8" w:space="0" w:color="000000"/>
-          <w:bottom w:val="single" w:sz="8" w:space="0" w:color="000000"/>
-          <w:left w:val="single" w:sz="8" w:space="0" w:color="000000"/>
-          <w:right w:val="single" w:sz="8" w:space="0" w:color="000000"/>
-          <w:insideV w:val="single" w:sz="8" w:space="0" w:color="000000"/>
-          <w:insideH w:val="single" w:sz="8" w:space="0" w:color="000000"/>
+          <w:top w:val="single" w:sz="5" w:space="0" w:color="999999"/>
+          <w:bottom w:val="single" w:sz="5" w:space="0" w:color="999999"/>
+          <w:left w:val="single" w:sz="5" w:space="0" w:color="999999"/>
+          <w:right w:val="single" w:sz="5" w:space="0" w:color="999999"/>
+          <w:insideV w:val="single" w:sz="5" w:space="0" w:color="999999"/>
+          <w:insideH w:val="single" w:sz="5" w:space="0" w:color="999999"/>
         </w:tblBorders>
         <w:tblCellSpacing w:w="0" w:type="dxa"/>
         <w:tblCellMar>
@@ -735,7 +736,14 @@
           <w:cantSplit/>
         </w:trPr>
         <w:tc>
-          <w:tcPr/>
+          <w:tcPr>
+            <w:tcBorders>
+              <w:top w:val="single" w:sz="5" w:space="0" w:color="999999"/>
+              <w:left w:val="single" w:sz="5" w:space="0" w:color="999999"/>
+              <w:bottom w:val="single" w:sz="5" w:space="0" w:color="999999"/>
+              <w:right w:val="single" w:sz="5" w:space="0" w:color="999999"/>
+            </w:tcBorders>
+          </w:tcPr>
           <w:p>
             <w:pPr>
               <w:spacing w:lineRule="auto"/>
@@ -747,7 +755,14 @@
           </w:p>
         </w:tc>
         <w:tc>
-          <w:tcPr/>
+          <w:tcPr>
+            <w:tcBorders>
+              <w:top w:val="single" w:sz="5" w:space="0" w:color="999999"/>
+              <w:left w:val="single" w:sz="5" w:space="0" w:color="999999"/>
+              <w:bottom w:val="single" w:sz="5" w:space="0" w:color="999999"/>
+              <w:right w:val="single" w:sz="5" w:space="0" w:color="999999"/>
+            </w:tcBorders>
+          </w:tcPr>
           <w:p>
             <w:pPr>
               <w:spacing w:lineRule="auto"/>
@@ -759,7 +774,14 @@
           </w:p>
         </w:tc>
         <w:tc>
-          <w:tcPr/>
+          <w:tcPr>
+            <w:tcBorders>
+              <w:top w:val="single" w:sz="5" w:space="0" w:color="999999"/>
+              <w:left w:val="single" w:sz="5" w:space="0" w:color="999999"/>
+              <w:bottom w:val="single" w:sz="5" w:space="0" w:color="999999"/>
+              <w:right w:val="single" w:sz="5" w:space="0" w:color="999999"/>
+            </w:tcBorders>
+          </w:tcPr>
           <w:p>
             <w:pPr>
               <w:spacing w:lineRule="auto"/>
@@ -771,7 +793,14 @@
           </w:p>
         </w:tc>
         <w:tc>
-          <w:tcPr/>
+          <w:tcPr>
+            <w:tcBorders>
+              <w:top w:val="single" w:sz="5" w:space="0" w:color="999999"/>
+              <w:left w:val="single" w:sz="5" w:space="0" w:color="999999"/>
+              <w:bottom w:val="single" w:sz="5" w:space="0" w:color="999999"/>
+              <w:right w:val="single" w:sz="5" w:space="0" w:color="999999"/>
+            </w:tcBorders>
+          </w:tcPr>
           <w:p>
             <w:pPr>
               <w:spacing w:lineRule="auto"/>
@@ -788,7 +817,14 @@
           <w:cantSplit/>
         </w:trPr>
         <w:tc>
-          <w:tcPr/>
+          <w:tcPr>
+            <w:tcBorders>
+              <w:top w:val="single" w:sz="5" w:space="0" w:color="999999"/>
+              <w:left w:val="single" w:sz="5" w:space="0" w:color="999999"/>
+              <w:bottom w:val="single" w:sz="5" w:space="0" w:color="999999"/>
+              <w:right w:val="single" w:sz="5" w:space="0" w:color="999999"/>
+            </w:tcBorders>
+          </w:tcPr>
           <w:p>
             <w:pPr>
               <w:spacing w:lineRule="auto"/>
@@ -800,7 +836,14 @@
           </w:p>
         </w:tc>
         <w:tc>
-          <w:tcPr/>
+          <w:tcPr>
+            <w:tcBorders>
+              <w:top w:val="single" w:sz="5" w:space="0" w:color="999999"/>
+              <w:left w:val="single" w:sz="5" w:space="0" w:color="999999"/>
+              <w:bottom w:val="single" w:sz="5" w:space="0" w:color="999999"/>
+              <w:right w:val="single" w:sz="5" w:space="0" w:color="999999"/>
+            </w:tcBorders>
+          </w:tcPr>
           <w:p>
             <w:pPr>
               <w:spacing w:lineRule="auto"/>
@@ -812,7 +855,14 @@
           </w:p>
         </w:tc>
         <w:tc>
-          <w:tcPr/>
+          <w:tcPr>
+            <w:tcBorders>
+              <w:top w:val="single" w:sz="5" w:space="0" w:color="999999"/>
+              <w:left w:val="single" w:sz="5" w:space="0" w:color="999999"/>
+              <w:bottom w:val="single" w:sz="5" w:space="0" w:color="999999"/>
+              <w:right w:val="single" w:sz="5" w:space="0" w:color="999999"/>
+            </w:tcBorders>
+          </w:tcPr>
           <w:p>
             <w:pPr>
               <w:spacing w:lineRule="auto"/>
@@ -824,7 +874,14 @@
           </w:p>
         </w:tc>
         <w:tc>
-          <w:tcPr/>
+          <w:tcPr>
+            <w:tcBorders>
+              <w:top w:val="single" w:sz="5" w:space="0" w:color="999999"/>
+              <w:left w:val="single" w:sz="5" w:space="0" w:color="999999"/>
+              <w:bottom w:val="single" w:sz="5" w:space="0" w:color="999999"/>
+              <w:right w:val="single" w:sz="5" w:space="0" w:color="999999"/>
+            </w:tcBorders>
+          </w:tcPr>
           <w:p>
             <w:pPr>
               <w:spacing w:lineRule="auto"/>
@@ -841,7 +898,14 @@
           <w:cantSplit/>
         </w:trPr>
         <w:tc>
-          <w:tcPr/>
+          <w:tcPr>
+            <w:tcBorders>
+              <w:top w:val="single" w:sz="5" w:space="0" w:color="999999"/>
+              <w:left w:val="single" w:sz="5" w:space="0" w:color="999999"/>
+              <w:bottom w:val="single" w:sz="5" w:space="0" w:color="999999"/>
+              <w:right w:val="single" w:sz="5" w:space="0" w:color="999999"/>
+            </w:tcBorders>
+          </w:tcPr>
           <w:p>
             <w:pPr>
               <w:spacing w:lineRule="auto"/>
@@ -853,7 +917,14 @@
           </w:p>
         </w:tc>
         <w:tc>
-          <w:tcPr/>
+          <w:tcPr>
+            <w:tcBorders>
+              <w:top w:val="single" w:sz="5" w:space="0" w:color="999999"/>
+              <w:left w:val="single" w:sz="5" w:space="0" w:color="999999"/>
+              <w:bottom w:val="single" w:sz="5" w:space="0" w:color="999999"/>
+              <w:right w:val="single" w:sz="5" w:space="0" w:color="999999"/>
+            </w:tcBorders>
+          </w:tcPr>
           <w:p>
             <w:pPr>
               <w:spacing w:lineRule="auto"/>
@@ -865,7 +936,14 @@
           </w:p>
         </w:tc>
         <w:tc>
-          <w:tcPr/>
+          <w:tcPr>
+            <w:tcBorders>
+              <w:top w:val="single" w:sz="5" w:space="0" w:color="999999"/>
+              <w:left w:val="single" w:sz="5" w:space="0" w:color="999999"/>
+              <w:bottom w:val="single" w:sz="5" w:space="0" w:color="999999"/>
+              <w:right w:val="single" w:sz="5" w:space="0" w:color="999999"/>
+            </w:tcBorders>
+          </w:tcPr>
           <w:p>
             <w:pPr>
               <w:spacing w:lineRule="auto"/>
@@ -877,7 +955,14 @@
           </w:p>
         </w:tc>
         <w:tc>
-          <w:tcPr/>
+          <w:tcPr>
+            <w:tcBorders>
+              <w:top w:val="single" w:sz="5" w:space="0" w:color="999999"/>
+              <w:left w:val="single" w:sz="5" w:space="0" w:color="999999"/>
+              <w:bottom w:val="single" w:sz="5" w:space="0" w:color="999999"/>
+              <w:right w:val="single" w:sz="5" w:space="0" w:color="999999"/>
+            </w:tcBorders>
+          </w:tcPr>
           <w:p>
             <w:pPr>
               <w:spacing w:lineRule="auto"/>
@@ -894,7 +979,14 @@
           <w:cantSplit/>
         </w:trPr>
         <w:tc>
-          <w:tcPr/>
+          <w:tcPr>
+            <w:tcBorders>
+              <w:top w:val="single" w:sz="5" w:space="0" w:color="999999"/>
+              <w:left w:val="single" w:sz="5" w:space="0" w:color="999999"/>
+              <w:bottom w:val="single" w:sz="5" w:space="0" w:color="999999"/>
+              <w:right w:val="single" w:sz="5" w:space="0" w:color="999999"/>
+            </w:tcBorders>
+          </w:tcPr>
           <w:p>
             <w:pPr>
               <w:spacing w:lineRule="auto"/>
@@ -906,7 +998,14 @@
           </w:p>
         </w:tc>
         <w:tc>
-          <w:tcPr/>
+          <w:tcPr>
+            <w:tcBorders>
+              <w:top w:val="single" w:sz="5" w:space="0" w:color="999999"/>
+              <w:left w:val="single" w:sz="5" w:space="0" w:color="999999"/>
+              <w:bottom w:val="single" w:sz="5" w:space="0" w:color="999999"/>
+              <w:right w:val="single" w:sz="5" w:space="0" w:color="999999"/>
+            </w:tcBorders>
+          </w:tcPr>
           <w:p>
             <w:pPr>
               <w:spacing w:lineRule="auto"/>
@@ -918,7 +1017,14 @@
           </w:p>
         </w:tc>
         <w:tc>
-          <w:tcPr/>
+          <w:tcPr>
+            <w:tcBorders>
+              <w:top w:val="single" w:sz="5" w:space="0" w:color="999999"/>
+              <w:left w:val="single" w:sz="5" w:space="0" w:color="999999"/>
+              <w:bottom w:val="single" w:sz="5" w:space="0" w:color="999999"/>
+              <w:right w:val="single" w:sz="5" w:space="0" w:color="999999"/>
+            </w:tcBorders>
+          </w:tcPr>
           <w:p>
             <w:pPr>
               <w:spacing w:lineRule="auto"/>
@@ -930,7 +1036,14 @@
           </w:p>
         </w:tc>
         <w:tc>
-          <w:tcPr/>
+          <w:tcPr>
+            <w:tcBorders>
+              <w:top w:val="single" w:sz="5" w:space="0" w:color="999999"/>
+              <w:left w:val="single" w:sz="5" w:space="0" w:color="999999"/>
+              <w:bottom w:val="single" w:sz="5" w:space="0" w:color="999999"/>
+              <w:right w:val="single" w:sz="5" w:space="0" w:color="999999"/>
+            </w:tcBorders>
+          </w:tcPr>
           <w:p>
             <w:pPr>
               <w:spacing w:lineRule="auto"/>
@@ -958,848 +1071,46 @@
       </w:pPr>
       <w:r>
         <w:rPr/>
-        <w:t xml:space="preserve">独自DSL ブロック</w:t>
-      </w:r>
-    </w:p>
-    <w:p>
-      <w:pPr>
-        <w:spacing w:lineRule="auto"/>
-      </w:pPr>
-      <w:r>
-        <w:rPr/>
-        <w:t xml:space="preserve">以下は </w:t>
-      </w:r>
-      <w:r>
-        <w:rPr/>
-        <w:t xml:space="preserve">000_schema/convert/dsl.json</w:t>
-      </w:r>
-      <w:r>
-        <w:rPr/>
-        <w:t xml:space="preserve"> で定義されたブロックです。</w:t>
-      </w:r>
-    </w:p>
-    <w:p>
-      <w:pPr>
-        <w:pStyle w:val="Heading2"/>
-        <w:spacing w:lineRule="auto"/>
-      </w:pPr>
-      <w:r>
-        <w:rPr/>
-        <w:t xml:space="preserve">warning（警告）</w:t>
-      </w:r>
-    </w:p>
-    <w:p>
-      <w:pPr>
-        <w:spacing w:lineRule="auto"/>
-      </w:pPr>
-      <w:r>
-        <w:rPr/>
-        <w:t xml:space="preserve">デフォルト（</w:t>
-      </w:r>
-      <w:r>
-        <w:rPr/>
-        <w:t xml:space="preserve">style.json</w:t>
-      </w:r>
-      <w:r>
-        <w:rPr/>
-        <w:t xml:space="preserve"> の </w:t>
-      </w:r>
-      <w:r>
-        <w:rPr/>
-        <w:t xml:space="preserve">warningMaxWidth</w:t>
-      </w:r>
-      <w:r>
-        <w:rPr/>
-        <w:t xml:space="preserve"> が適用される）:</w:t>
-      </w:r>
-    </w:p>
-    <w:p>
-      <w:pPr>
-        <w:spacing w:lineRule="auto"/>
-      </w:pPr>
-      <w:r>
-        <w:rPr/>
-        <w:t xml:space="preserve">この操作は元に戻せません。実行前に必ずバックアップを取得してください。</w:t>
-      </w:r>
-    </w:p>
-    <w:p>
-      <w:pPr>
-        <w:spacing w:lineRule="auto"/>
-      </w:pPr>
-      <w:r>
-        <w:rPr/>
-        <w:t xml:space="preserve">幅を指定する場合は </w:t>
-      </w:r>
-      <w:r>
-        <w:rPr/>
-        <w:t xml:space="preserve">width=</w:t>
-      </w:r>
-      <w:r>
-        <w:rPr/>
-        <w:t xml:space="preserve"> 属性で上書き可能。</w:t>
-      </w:r>
-      <w:r>
-        <w:rPr/>
-        <w:t xml:space="preserve">style.json</w:t>
-      </w:r>
-      <w:r>
-        <w:rPr/>
-        <w:t xml:space="preserve"> の設定値:</w:t>
-      </w:r>
-    </w:p>
-    <w:p>
-      <w:pPr>
-        <w:numPr>
-          <w:ilvl w:val="0"/>
-          <w:numId w:val="4"/>
-        </w:numPr>
-        <w:spacing w:lineRule="auto"/>
-      </w:pPr>
-      <w:r>
-        <w:rPr/>
-        <w:t xml:space="preserve">warningMaxWidth</w:t>
-      </w:r>
-      <w:r>
-        <w:rPr/>
-        <w:t xml:space="preserve"> — 最大幅（デフォルト </w:t>
-      </w:r>
-      <w:r>
-        <w:rPr/>
-        <w:t xml:space="preserve">100%</w:t>
-      </w:r>
-      <w:r>
-        <w:rPr/>
-        <w:t xml:space="preserve">）</w:t>
-      </w:r>
-    </w:p>
-    <w:p>
-      <w:pPr>
-        <w:numPr>
-          <w:ilvl w:val="0"/>
-          <w:numId w:val="4"/>
-        </w:numPr>
-        <w:spacing w:lineRule="auto"/>
-      </w:pPr>
-      <w:r>
-        <w:rPr/>
-        <w:t xml:space="preserve">colors.warningBg</w:t>
-      </w:r>
-      <w:r>
-        <w:rPr/>
-        <w:t xml:space="preserve"> — 背景色</w:t>
-      </w:r>
-    </w:p>
-    <w:p>
-      <w:pPr>
-        <w:numPr>
-          <w:ilvl w:val="0"/>
-          <w:numId w:val="4"/>
-        </w:numPr>
-        <w:spacing w:lineRule="auto"/>
-      </w:pPr>
-      <w:r>
-        <w:rPr/>
-        <w:t xml:space="preserve">colors.warningBorder</w:t>
-      </w:r>
-      <w:r>
-        <w:rPr/>
-        <w:t xml:space="preserve"> — 左ボーダー色</w:t>
-      </w:r>
-    </w:p>
-    <w:p>
-      <w:pPr>
-        <w:numPr>
-          <w:ilvl w:val="0"/>
-          <w:numId w:val="4"/>
-        </w:numPr>
-        <w:spacing w:lineRule="auto"/>
-      </w:pPr>
-      <w:r>
-        <w:rPr/>
-        <w:t xml:space="preserve">spacing</w:t>
-      </w:r>
-      <w:r>
-        <w:rPr/>
-        <w:t xml:space="preserve"> 系は </w:t>
-      </w:r>
-      <w:r>
-        <w:rPr/>
-        <w:t xml:space="preserve">dsl.json</w:t>
-      </w:r>
-      <w:r>
-        <w:rPr/>
-        <w:t xml:space="preserve"> の </w:t>
-      </w:r>
-      <w:r>
-        <w:rPr/>
-        <w:t xml:space="preserve">padding</w:t>
-      </w:r>
-      <w:r>
-        <w:rPr/>
-        <w:t xml:space="preserve"> / </w:t>
-      </w:r>
-      <w:r>
-        <w:rPr/>
-        <w:t xml:space="preserve">margin</w:t>
-      </w:r>
-      <w:r>
-        <w:rPr/>
-        <w:t xml:space="preserve"> で直接調整</w:t>
-      </w:r>
-    </w:p>
-    <w:p>
-      <w:pPr>
-        <w:spacing w:lineRule="auto"/>
-      </w:pPr>
-      <w:r>
-        <w:rPr/>
-        <w:t xml:space="preserve">幅 60% 指定:</w:t>
-      </w:r>
-    </w:p>
-    <w:p>
-      <w:pPr>
-        <w:spacing w:lineRule="auto"/>
-      </w:pPr>
-      <w:r>
-        <w:rPr/>
-        <w:t xml:space="preserve">幅を 60% に絞ったwarningブロックです。</w:t>
-      </w:r>
-    </w:p>
-    <w:p>
-      <w:pPr>
-        <w:spacing w:lineRule="auto"/>
-      </w:pPr>
-      <w:r>
-        <w:rPr/>
-        <w:t xml:space="preserve">幅 40em 指定:</w:t>
-      </w:r>
-    </w:p>
-    <w:p>
-      <w:pPr>
-        <w:spacing w:lineRule="auto"/>
-      </w:pPr>
-      <w:r>
-        <w:rPr/>
-        <w:t xml:space="preserve">固定幅（40em）のwarningブロックです。短いテキストでも枠が広がりすぎません。</w:t>
-      </w:r>
-    </w:p>
-    <w:p>
-      <w:pPr>
-        <w:pStyle w:val="Heading2"/>
-        <w:spacing w:lineRule="auto"/>
-      </w:pPr>
-      <w:r>
-        <w:rPr/>
-        <w:t xml:space="preserve">center（中央揃え）</w:t>
-      </w:r>
-    </w:p>
-    <w:p>
-      <w:pPr>
-        <w:spacing w:lineRule="auto"/>
-      </w:pPr>
-      <w:r>
-        <w:rPr>
-          <w:b/>
-        </w:rPr>
-        <w:t xml:space="preserve">中央に配置されたテキストです</w:t>
-      </w:r>
-    </w:p>
-    <w:p>
-      <w:pPr>
-        <w:pStyle w:val="Heading2"/>
-        <w:spacing w:lineRule="auto"/>
-      </w:pPr>
-      <w:r>
-        <w:rPr/>
-        <w:t xml:space="preserve">right（右寄せ）</w:t>
-      </w:r>
-    </w:p>
-    <w:p>
-      <w:pPr>
-        <w:spacing w:lineRule="auto"/>
-      </w:pPr>
-      <w:r>
-        <w:rPr/>
-        <w:t xml:space="preserve">作成日：2026年5月17日</w:t>
-      </w:r>
-    </w:p>
-    <w:p>
-      <w:pPr>
-        <w:pStyle w:val="Heading2"/>
-        <w:spacing w:lineRule="auto"/>
-      </w:pPr>
-      <w:r>
-        <w:rPr/>
-        <w:t xml:space="preserve">large（大きい文字）</w:t>
-      </w:r>
-    </w:p>
-    <w:p>
-      <w:pPr>
-        <w:spacing w:lineRule="auto"/>
-      </w:pPr>
-      <w:r>
-        <w:rPr/>
-        <w:t xml:space="preserve">重要なお知らせ</w:t>
-      </w:r>
-    </w:p>
-    <w:p>
-      <w:pPr>
-        <w:pStyle w:val="Heading2"/>
-        <w:spacing w:lineRule="auto"/>
-      </w:pPr>
-      <w:r>
-        <w:rPr/>
-        <w:t xml:space="preserve">red（赤文字）</w:t>
-      </w:r>
-    </w:p>
-    <w:p>
-      <w:pPr>
-        <w:spacing w:lineRule="auto"/>
-      </w:pPr>
-      <w:r>
-        <w:rPr>
-          <w:b/>
-        </w:rPr>
-        <w:t xml:space="preserve">エラー：</w:t>
-      </w:r>
-      <w:r>
-        <w:rPr/>
-        <w:t xml:space="preserve"> 接続がタイムアウトしました。</w:t>
-      </w:r>
-    </w:p>
-    <w:p>
-      <w:pPr>
-        <w:pStyle w:val="Heading2"/>
-        <w:spacing w:lineRule="auto"/>
-      </w:pPr>
-      <w:r>
-        <w:rPr/>
-        <w:t xml:space="preserve">figure（図 — internal起点・デフォルトサイズ）</w:t>
-      </w:r>
-    </w:p>
-    <w:p>
-      <w:pPr>
-        <w:spacing w:lineRule="auto"/>
-      </w:pPr>
-      <w:r>
-        <w:rPr/>
-        <w:t xml:space="preserve">origin=internal</w:t>
-      </w:r>
-      <w:r>
-        <w:rPr/>
-        <w:t xml:space="preserve"> を指定すると、</w:t>
-      </w:r>
-      <w:r>
-        <w:rPr/>
-        <w:t xml:space="preserve">assetsInternal</w:t>
-      </w:r>
-      <w:r>
-        <w:rPr/>
-        <w:t xml:space="preserve"> に定義したフォルダを起点にパスを解決します。</w:t>
-      </w:r>
-    </w:p>
-    <w:p>
-      <w:pPr>
-        <w:jc w:val="center"/>
-        <w:spacing w:lineRule="auto"/>
-      </w:pPr>
-      <w:r>
-        <w:rPr/>
-        <w:drawing>
-          <wp:inline distB="0" distL="0" distR="0" distT="0">
-            <wp:extent cx="6871970" cy="4294981"/>
-            <wp:effectExtent b="0" l="0" r="0" t="0"/>
-            <wp:docPr id="4" name="image-C3QOOK2f8pYGCu5XWod4Y.png"/>
-            <a:graphic>
-              <a:graphicData uri="http://schemas.openxmlformats.org/drawingml/2006/picture">
-                <pic:pic>
-                  <pic:nvPicPr>
-                    <pic:cNvPr id="4" name="image-C3QOOK2f8pYGCu5XWod4Y.png" descr="サンプル図"/>
-                    <pic:cNvPicPr/>
-                  </pic:nvPicPr>
-                  <pic:blipFill>
-                    <a:blip r:embed="rId9" cstate="print"/>
-                    <a:srcRect b="0" l="0" r="0" t="0"/>
-                    <a:stretch>
-                      <a:fillRect/>
-                    </a:stretch>
-                  </pic:blipFill>
-                  <pic:spPr>
-                    <a:xfrm>
-                      <a:off x="0" y="0"/>
-                      <a:ext cx="6871970" cy="4294981"/>
-                    </a:xfrm>
-                    <a:prstGeom prst="rect"/>
-                  </pic:spPr>
-                </pic:pic>
-              </a:graphicData>
-            </a:graphic>
-          </wp:inline>
-        </w:drawing>
-      </w:r>
-    </w:p>
-    <w:p>
-      <w:pPr>
-        <w:jc w:val="center"/>
-        <w:spacing w:lineRule="auto"/>
-      </w:pPr>
-      <w:r>
-        <w:rPr/>
-        <w:t xml:space="preserve">システム構成の概要図</w:t>
-      </w:r>
-    </w:p>
-    <w:p>
-      <w:pPr>
-        <w:pStyle w:val="Heading2"/>
-        <w:spacing w:lineRule="auto"/>
-      </w:pPr>
-      <w:r>
-        <w:rPr/>
-        <w:t xml:space="preserve">figure（図 — internal起点・幅指定）</w:t>
-      </w:r>
-    </w:p>
-    <w:p>
-      <w:pPr>
-        <w:jc w:val="center"/>
-        <w:spacing w:lineRule="auto"/>
-      </w:pPr>
-      <w:r>
-        <w:rPr/>
-        <w:drawing>
-          <wp:inline distB="0" distL="0" distR="0" distT="0">
-            <wp:extent cx="4123182" cy="2576989"/>
-            <wp:effectExtent b="0" l="0" r="0" t="0"/>
-            <wp:docPr id="5" name="image-Yhuo35G4WpPqrdXTK5Y-Y.png"/>
-            <a:graphic>
-              <a:graphicData uri="http://schemas.openxmlformats.org/drawingml/2006/picture">
-                <pic:pic>
-                  <pic:nvPicPr>
-                    <pic:cNvPr id="5" name="image-Yhuo35G4WpPqrdXTK5Y-Y.png" descr="幅60%で表示"/>
-                    <pic:cNvPicPr/>
-                  </pic:nvPicPr>
-                  <pic:blipFill>
-                    <a:blip r:embed="rId10" cstate="print"/>
-                    <a:srcRect b="0" l="0" r="0" t="0"/>
-                    <a:stretch>
-                      <a:fillRect/>
-                    </a:stretch>
-                  </pic:blipFill>
-                  <pic:spPr>
-                    <a:xfrm>
-                      <a:off x="0" y="0"/>
-                      <a:ext cx="4123182" cy="2576989"/>
-                    </a:xfrm>
-                    <a:prstGeom prst="rect"/>
-                  </pic:spPr>
-                </pic:pic>
-              </a:graphicData>
-            </a:graphic>
-          </wp:inline>
-        </w:drawing>
-      </w:r>
-    </w:p>
-    <w:p>
-      <w:pPr>
-        <w:jc w:val="center"/>
-        <w:spacing w:lineRule="auto"/>
-      </w:pPr>
-      <w:r>
-        <w:rPr/>
-        <w:t xml:space="preserve">幅を60%に指定した図</w:t>
-      </w:r>
-    </w:p>
-    <w:p>
-      <w:pPr>
-        <w:spacing w:lineRule="auto"/>
-      </w:pPr>
-      <w:r>
-        <w:rPr/>
-        <w:t xml:space="preserve">ピクセル指定も可能です。</w:t>
-      </w:r>
-    </w:p>
-    <w:p>
-      <w:pPr>
-        <w:jc w:val="center"/>
-        <w:spacing w:lineRule="auto"/>
-      </w:pPr>
-      <w:r>
-        <w:rPr/>
-        <w:drawing>
-          <wp:inline distB="0" distL="0" distR="0" distT="0">
-            <wp:extent cx="3810000" cy="2857500"/>
-            <wp:effectExtent b="0" l="0" r="0" t="0"/>
-            <wp:docPr id="6" name="image--O_nY0qTKHXuMyQx1j7Ek.png"/>
-            <a:graphic>
-              <a:graphicData uri="http://schemas.openxmlformats.org/drawingml/2006/picture">
-                <pic:pic>
-                  <pic:nvPicPr>
-                    <pic:cNvPr id="6" name="image--O_nY0qTKHXuMyQx1j7Ek.png" descr="ピクセル指定"/>
-                    <pic:cNvPicPr/>
-                  </pic:nvPicPr>
-                  <pic:blipFill>
-                    <a:blip r:embed="rId11" cstate="print"/>
-                    <a:srcRect b="0" l="0" r="0" t="0"/>
-                    <a:stretch>
-                      <a:fillRect/>
-                    </a:stretch>
-                  </pic:blipFill>
-                  <pic:spPr>
-                    <a:xfrm>
-                      <a:off x="0" y="0"/>
-                      <a:ext cx="3810000" cy="2857500"/>
-                    </a:xfrm>
-                    <a:prstGeom prst="rect"/>
-                  </pic:spPr>
-                </pic:pic>
-              </a:graphicData>
-            </a:graphic>
-          </wp:inline>
-        </w:drawing>
-      </w:r>
-    </w:p>
-    <w:p>
-      <w:pPr>
-        <w:jc w:val="center"/>
-        <w:spacing w:lineRule="auto"/>
-      </w:pPr>
-      <w:r>
-        <w:rPr/>
-        <w:t xml:space="preserve">400×300px 指定の図</w:t>
-      </w:r>
-    </w:p>
-    <w:p>
-      <w:pPr>
-        <w:pStyle w:val="Heading2"/>
-        <w:spacing w:lineRule="auto"/>
-      </w:pPr>
-      <w:r>
-        <w:rPr/>
-        <w:t xml:space="preserve">figure（図 — external起点）</w:t>
-      </w:r>
-    </w:p>
-    <w:p>
-      <w:pPr>
-        <w:spacing w:lineRule="auto"/>
-      </w:pPr>
-      <w:r>
-        <w:rPr/>
-        <w:t xml:space="preserve">origin=external</w:t>
-      </w:r>
-      <w:r>
-        <w:rPr/>
-        <w:t xml:space="preserve"> を指定すると、</w:t>
-      </w:r>
-      <w:r>
-        <w:rPr/>
-        <w:t xml:space="preserve">assetsExternal</w:t>
-      </w:r>
-      <w:r>
-        <w:rPr/>
-        <w:t xml:space="preserve"> に定義したベースURL/パスを起点にパスを解決します。 HTTPS URLの場合はそのまま連結、ローカルパス（</w:t>
-      </w:r>
-      <w:r>
-        <w:rPr/>
-        <w:t xml:space="preserve">C:/...</w:t>
-      </w:r>
-      <w:r>
-        <w:rPr/>
-        <w:t xml:space="preserve"> 等）の場合は </w:t>
-      </w:r>
-      <w:r>
-        <w:rPr/>
-        <w:t xml:space="preserve">file:///</w:t>
-      </w:r>
-      <w:r>
-        <w:rPr/>
-        <w:t xml:space="preserve"> URI に変換されます。</w:t>
-      </w:r>
-    </w:p>
-    <w:p>
-      <w:pPr>
-        <w:jc w:val="center"/>
-        <w:spacing w:lineRule="auto"/>
-      </w:pPr>
-      <w:r>
-        <w:rPr/>
-        <w:drawing>
-          <wp:inline distB="0" distL="0" distR="0" distT="0">
-            <wp:extent cx="5715" cy="5715"/>
-            <wp:effectExtent b="0" l="0" r="0" t="0"/>
-            <wp:docPr id="7" name="image-OEVWOP4450bkpeZrOmhx9.png"/>
-            <a:graphic>
-              <a:graphicData uri="http://schemas.openxmlformats.org/drawingml/2006/picture">
-                <pic:pic>
-                  <pic:nvPicPr>
-                    <pic:cNvPr id="7" name="image-OEVWOP4450bkpeZrOmhx9.png" descr="外部起点の図"/>
-                    <pic:cNvPicPr/>
-                  </pic:nvPicPr>
-                  <pic:blipFill>
-                    <a:blip r:embed="rId12" cstate="print"/>
-                    <a:srcRect b="0" l="0" r="0" t="0"/>
-                    <a:stretch>
-                      <a:fillRect/>
-                    </a:stretch>
-                  </pic:blipFill>
-                  <pic:spPr>
-                    <a:xfrm>
-                      <a:off x="0" y="0"/>
-                      <a:ext cx="5715" cy="5715"/>
-                    </a:xfrm>
-                    <a:prstGeom prst="rect"/>
-                  </pic:spPr>
-                </pic:pic>
-              </a:graphicData>
-            </a:graphic>
-          </wp:inline>
-        </w:drawing>
-      </w:r>
-    </w:p>
-    <w:p>
-      <w:pPr>
-        <w:jc w:val="center"/>
-        <w:spacing w:lineRule="auto"/>
-      </w:pPr>
-      <w:r>
-        <w:rPr/>
-        <w:t xml:space="preserve">外部（https://example.com/images/logo.png）から読み込んだ図</w:t>
-      </w:r>
-    </w:p>
-    <w:p>
-      <w:pPr>
-        <w:pStyle w:val="Heading2"/>
-        <w:spacing w:lineRule="auto"/>
-      </w:pPr>
-      <w:r>
-        <w:rPr/>
-        <w:t xml:space="preserve">figure（図 — 配置指定）</w:t>
-      </w:r>
-    </w:p>
-    <w:p>
-      <w:pPr>
-        <w:spacing w:lineRule="auto"/>
-      </w:pPr>
-      <w:r>
-        <w:rPr/>
-        <w:t xml:space="preserve">align=</w:t>
-      </w:r>
-      <w:r>
-        <w:rPr/>
-        <w:t xml:space="preserve"> 属性で図の水平配置を指定できます。省略時は </w:t>
-      </w:r>
-      <w:r>
-        <w:rPr/>
-        <w:t xml:space="preserve">center</w:t>
-      </w:r>
-      <w:r>
-        <w:rPr/>
-        <w:t xml:space="preserve">（中央揃え）です。</w:t>
-      </w:r>
-    </w:p>
-    <w:p>
-      <w:pPr>
-        <w:spacing w:lineRule="auto"/>
-      </w:pPr>
-      <w:r>
-        <w:rPr/>
-        <w:t xml:space="preserve">左揃え：</w:t>
-      </w:r>
-    </w:p>
-    <w:p>
-      <w:pPr>
-        <w:jc w:val="center"/>
-        <w:spacing w:lineRule="auto"/>
-      </w:pPr>
-      <w:r>
-        <w:rPr/>
-        <w:drawing>
-          <wp:inline distB="0" distL="0" distR="0" distT="0">
-            <wp:extent cx="2748788" cy="1717993"/>
-            <wp:effectExtent b="0" l="0" r="0" t="0"/>
-            <wp:docPr id="8" name="image-zmeeA1W89XLplyl9iFOnd.png"/>
-            <a:graphic>
-              <a:graphicData uri="http://schemas.openxmlformats.org/drawingml/2006/picture">
-                <pic:pic>
-                  <pic:nvPicPr>
-                    <pic:cNvPr id="8" name="image-zmeeA1W89XLplyl9iFOnd.png" descr="左揃えの図"/>
-                    <pic:cNvPicPr/>
-                  </pic:nvPicPr>
-                  <pic:blipFill>
-                    <a:blip r:embed="rId13" cstate="print"/>
-                    <a:srcRect b="0" l="0" r="0" t="0"/>
-                    <a:stretch>
-                      <a:fillRect/>
-                    </a:stretch>
-                  </pic:blipFill>
-                  <pic:spPr>
-                    <a:xfrm>
-                      <a:off x="0" y="0"/>
-                      <a:ext cx="2748788" cy="1717993"/>
-                    </a:xfrm>
-                    <a:prstGeom prst="rect"/>
-                  </pic:spPr>
-                </pic:pic>
-              </a:graphicData>
-            </a:graphic>
-          </wp:inline>
-        </w:drawing>
-      </w:r>
-    </w:p>
-    <w:p>
-      <w:pPr>
-        <w:jc w:val="center"/>
-        <w:spacing w:lineRule="auto"/>
-      </w:pPr>
-      <w:r>
-        <w:rPr/>
-        <w:t xml:space="preserve">左揃えで表示した図</w:t>
-      </w:r>
-    </w:p>
-    <w:p>
-      <w:pPr>
-        <w:spacing w:lineRule="auto"/>
-      </w:pPr>
-      <w:r>
-        <w:rPr/>
-        <w:t xml:space="preserve">中央揃え（デフォルト）：</w:t>
-      </w:r>
-    </w:p>
-    <w:p>
-      <w:pPr>
-        <w:jc w:val="center"/>
-        <w:spacing w:lineRule="auto"/>
-      </w:pPr>
-      <w:r>
-        <w:rPr/>
-        <w:drawing>
-          <wp:inline distB="0" distL="0" distR="0" distT="0">
-            <wp:extent cx="2748788" cy="1717993"/>
-            <wp:effectExtent b="0" l="0" r="0" t="0"/>
-            <wp:docPr id="9" name="image-X1CwBaJ_Wo-lD-zRBvmfC.png"/>
-            <a:graphic>
-              <a:graphicData uri="http://schemas.openxmlformats.org/drawingml/2006/picture">
-                <pic:pic>
-                  <pic:nvPicPr>
-                    <pic:cNvPr id="9" name="image-X1CwBaJ_Wo-lD-zRBvmfC.png" descr="中央揃えの図"/>
-                    <pic:cNvPicPr/>
-                  </pic:nvPicPr>
-                  <pic:blipFill>
-                    <a:blip r:embed="rId14" cstate="print"/>
-                    <a:srcRect b="0" l="0" r="0" t="0"/>
-                    <a:stretch>
-                      <a:fillRect/>
-                    </a:stretch>
-                  </pic:blipFill>
-                  <pic:spPr>
-                    <a:xfrm>
-                      <a:off x="0" y="0"/>
-                      <a:ext cx="2748788" cy="1717993"/>
-                    </a:xfrm>
-                    <a:prstGeom prst="rect"/>
-                  </pic:spPr>
-                </pic:pic>
-              </a:graphicData>
-            </a:graphic>
-          </wp:inline>
-        </w:drawing>
-      </w:r>
-    </w:p>
-    <w:p>
-      <w:pPr>
-        <w:jc w:val="center"/>
-        <w:spacing w:lineRule="auto"/>
-      </w:pPr>
-      <w:r>
-        <w:rPr/>
-        <w:t xml:space="preserve">中央揃えで表示した図</w:t>
-      </w:r>
-    </w:p>
-    <w:p>
-      <w:pPr>
-        <w:spacing w:lineRule="auto"/>
-      </w:pPr>
-      <w:r>
-        <w:rPr/>
-        <w:t xml:space="preserve">右揃え：</w:t>
-      </w:r>
-    </w:p>
-    <w:p>
-      <w:pPr>
-        <w:jc w:val="center"/>
-        <w:spacing w:lineRule="auto"/>
-      </w:pPr>
-      <w:r>
-        <w:rPr/>
-        <w:drawing>
-          <wp:inline distB="0" distL="0" distR="0" distT="0">
-            <wp:extent cx="2748788" cy="1717993"/>
-            <wp:effectExtent b="0" l="0" r="0" t="0"/>
-            <wp:docPr id="10" name="image-DPrvQWtIa32k9SoUDF65P.png"/>
-            <a:graphic>
-              <a:graphicData uri="http://schemas.openxmlformats.org/drawingml/2006/picture">
-                <pic:pic>
-                  <pic:nvPicPr>
-                    <pic:cNvPr id="10" name="image-DPrvQWtIa32k9SoUDF65P.png" descr="右揃えの図"/>
-                    <pic:cNvPicPr/>
-                  </pic:nvPicPr>
-                  <pic:blipFill>
-                    <a:blip r:embed="rId15" cstate="print"/>
-                    <a:srcRect b="0" l="0" r="0" t="0"/>
-                    <a:stretch>
-                      <a:fillRect/>
-                    </a:stretch>
-                  </pic:blipFill>
-                  <pic:spPr>
-                    <a:xfrm>
-                      <a:off x="0" y="0"/>
-                      <a:ext cx="2748788" cy="1717993"/>
-                    </a:xfrm>
-                    <a:prstGeom prst="rect"/>
-                  </pic:spPr>
-                </pic:pic>
-              </a:graphicData>
-            </a:graphic>
-          </wp:inline>
-        </w:drawing>
-      </w:r>
-    </w:p>
-    <w:p>
-      <w:pPr>
-        <w:jc w:val="center"/>
-        <w:spacing w:lineRule="auto"/>
-      </w:pPr>
-      <w:r>
-        <w:rPr/>
-        <w:t xml:space="preserve">右揃えで表示した図</w:t>
-      </w:r>
-    </w:p>
-    <w:p>
-      <w:pPr>
-        <w:pStyle w:val="Heading2"/>
-        <w:spacing w:lineRule="auto"/>
-      </w:pPr>
-      <w:r>
-        <w:rPr/>
-        <w:t xml:space="preserve">table（キャプション付き表）</w:t>
-      </w:r>
-    </w:p>
-    <w:p>
-      <w:pPr>
-        <w:spacing w:lineRule="auto"/>
-      </w:pPr>
-      <w:r>
-        <w:rPr/>
-        <w:t xml:space="preserve">ユーザー一覧</w:t>
+        <w:t xml:space="preserve">7. 図表参照（id + ref）</w:t>
+      </w:r>
+    </w:p>
+    <w:p>
+      <w:pPr>
+        <w:spacing w:lineRule="auto"/>
+      </w:pPr>
+      <w:r>
+        <w:rPr/>
+        <w:t xml:space="preserve">本文中で図表番号を固定文字で書かずに、ref記法で参照できます。</w:t>
+      </w:r>
+    </w:p>
+    <w:p>
+      <w:pPr>
+        <w:spacing w:lineRule="auto"/>
+      </w:pPr>
+      <w:r>
+        <w:rPr/>
+        <w:t xml:space="preserve">表は 表7.1 に示す通りです。図は 図7.1 の通りです。</w:t>
+      </w:r>
+    </w:p>
+    <w:p>
+      <w:pPr>
+        <w:jc w:val="left"/>
+        <w:spacing w:lineRule="auto"/>
+      </w:pPr>
+      <w:r>
+        <w:rPr/>
+        <w:t xml:space="preserve">参照ID付きユーザー一覧</w:t>
       </w:r>
     </w:p>
     <w:tbl>
       <w:tblPr>
         <w:tblBorders>
-          <w:top w:val="single" w:sz="8" w:space="0" w:color="000000"/>
-          <w:bottom w:val="single" w:sz="8" w:space="0" w:color="000000"/>
-          <w:left w:val="single" w:sz="8" w:space="0" w:color="000000"/>
-          <w:right w:val="single" w:sz="8" w:space="0" w:color="000000"/>
-          <w:insideV w:val="single" w:sz="8" w:space="0" w:color="000000"/>
-          <w:insideH w:val="single" w:sz="8" w:space="0" w:color="000000"/>
+          <w:top w:val="single" w:sz="5" w:space="0" w:color="999999"/>
+          <w:bottom w:val="single" w:sz="5" w:space="0" w:color="999999"/>
+          <w:left w:val="single" w:sz="5" w:space="0" w:color="999999"/>
+          <w:right w:val="single" w:sz="5" w:space="0" w:color="999999"/>
+          <w:insideV w:val="single" w:sz="5" w:space="0" w:color="999999"/>
+          <w:insideH w:val="single" w:sz="5" w:space="0" w:color="999999"/>
         </w:tblBorders>
         <w:tblCellSpacing w:w="0" w:type="dxa"/>
         <w:tblCellMar>
@@ -1820,7 +1131,14 @@
           <w:cantSplit/>
         </w:trPr>
         <w:tc>
-          <w:tcPr/>
+          <w:tcPr>
+            <w:tcBorders>
+              <w:top w:val="single" w:sz="5" w:space="0" w:color="999999"/>
+              <w:left w:val="single" w:sz="5" w:space="0" w:color="999999"/>
+              <w:bottom w:val="single" w:sz="5" w:space="0" w:color="999999"/>
+              <w:right w:val="single" w:sz="5" w:space="0" w:color="999999"/>
+            </w:tcBorders>
+          </w:tcPr>
           <w:p>
             <w:pPr>
               <w:spacing w:lineRule="auto"/>
@@ -1832,7 +1150,14 @@
           </w:p>
         </w:tc>
         <w:tc>
-          <w:tcPr/>
+          <w:tcPr>
+            <w:tcBorders>
+              <w:top w:val="single" w:sz="5" w:space="0" w:color="999999"/>
+              <w:left w:val="single" w:sz="5" w:space="0" w:color="999999"/>
+              <w:bottom w:val="single" w:sz="5" w:space="0" w:color="999999"/>
+              <w:right w:val="single" w:sz="5" w:space="0" w:color="999999"/>
+            </w:tcBorders>
+          </w:tcPr>
           <w:p>
             <w:pPr>
               <w:spacing w:lineRule="auto"/>
@@ -1844,14 +1169,21 @@
           </w:p>
         </w:tc>
         <w:tc>
-          <w:tcPr/>
-          <w:p>
-            <w:pPr>
-              <w:spacing w:lineRule="auto"/>
-            </w:pPr>
-            <w:r>
-              <w:rPr/>
-              <w:t xml:space="preserve">権限</w:t>
+          <w:tcPr>
+            <w:tcBorders>
+              <w:top w:val="single" w:sz="5" w:space="0" w:color="999999"/>
+              <w:left w:val="single" w:sz="5" w:space="0" w:color="999999"/>
+              <w:bottom w:val="single" w:sz="5" w:space="0" w:color="999999"/>
+              <w:right w:val="single" w:sz="5" w:space="0" w:color="999999"/>
+            </w:tcBorders>
+          </w:tcPr>
+          <w:p>
+            <w:pPr>
+              <w:spacing w:lineRule="auto"/>
+            </w:pPr>
+            <w:r>
+              <w:rPr/>
+              <w:t xml:space="preserve">区分</w:t>
             </w:r>
           </w:p>
         </w:tc>
@@ -1861,38 +1193,59 @@
           <w:cantSplit/>
         </w:trPr>
         <w:tc>
-          <w:tcPr/>
-          <w:p>
-            <w:pPr>
-              <w:spacing w:lineRule="auto"/>
-            </w:pPr>
-            <w:r>
-              <w:rPr/>
-              <w:t xml:space="preserve">001</w:t>
-            </w:r>
-          </w:p>
-        </w:tc>
-        <w:tc>
-          <w:tcPr/>
-          <w:p>
-            <w:pPr>
-              <w:spacing w:lineRule="auto"/>
-            </w:pPr>
-            <w:r>
-              <w:rPr/>
-              <w:t xml:space="preserve">山田太郎</w:t>
-            </w:r>
-          </w:p>
-        </w:tc>
-        <w:tc>
-          <w:tcPr/>
-          <w:p>
-            <w:pPr>
-              <w:spacing w:lineRule="auto"/>
-            </w:pPr>
-            <w:r>
-              <w:rPr/>
-              <w:t xml:space="preserve">管理者</w:t>
+          <w:tcPr>
+            <w:tcBorders>
+              <w:top w:val="single" w:sz="5" w:space="0" w:color="999999"/>
+              <w:left w:val="single" w:sz="5" w:space="0" w:color="999999"/>
+              <w:bottom w:val="single" w:sz="5" w:space="0" w:color="999999"/>
+              <w:right w:val="single" w:sz="5" w:space="0" w:color="999999"/>
+            </w:tcBorders>
+          </w:tcPr>
+          <w:p>
+            <w:pPr>
+              <w:spacing w:lineRule="auto"/>
+            </w:pPr>
+            <w:r>
+              <w:rPr/>
+              <w:t xml:space="preserve">101</w:t>
+            </w:r>
+          </w:p>
+        </w:tc>
+        <w:tc>
+          <w:tcPr>
+            <w:tcBorders>
+              <w:top w:val="single" w:sz="5" w:space="0" w:color="999999"/>
+              <w:left w:val="single" w:sz="5" w:space="0" w:color="999999"/>
+              <w:bottom w:val="single" w:sz="5" w:space="0" w:color="999999"/>
+              <w:right w:val="single" w:sz="5" w:space="0" w:color="999999"/>
+            </w:tcBorders>
+          </w:tcPr>
+          <w:p>
+            <w:pPr>
+              <w:spacing w:lineRule="auto"/>
+            </w:pPr>
+            <w:r>
+              <w:rPr/>
+              <w:t xml:space="preserve">佐藤花子</w:t>
+            </w:r>
+          </w:p>
+        </w:tc>
+        <w:tc>
+          <w:tcPr>
+            <w:tcBorders>
+              <w:top w:val="single" w:sz="5" w:space="0" w:color="999999"/>
+              <w:left w:val="single" w:sz="5" w:space="0" w:color="999999"/>
+              <w:bottom w:val="single" w:sz="5" w:space="0" w:color="999999"/>
+              <w:right w:val="single" w:sz="5" w:space="0" w:color="999999"/>
+            </w:tcBorders>
+          </w:tcPr>
+          <w:p>
+            <w:pPr>
+              <w:spacing w:lineRule="auto"/>
+            </w:pPr>
+            <w:r>
+              <w:rPr/>
+              <w:t xml:space="preserve">A</w:t>
             </w:r>
           </w:p>
         </w:tc>
@@ -1902,38 +1255,59 @@
           <w:cantSplit/>
         </w:trPr>
         <w:tc>
-          <w:tcPr/>
-          <w:p>
-            <w:pPr>
-              <w:spacing w:lineRule="auto"/>
-            </w:pPr>
-            <w:r>
-              <w:rPr/>
-              <w:t xml:space="preserve">002</w:t>
-            </w:r>
-          </w:p>
-        </w:tc>
-        <w:tc>
-          <w:tcPr/>
-          <w:p>
-            <w:pPr>
-              <w:spacing w:lineRule="auto"/>
-            </w:pPr>
-            <w:r>
-              <w:rPr/>
-              <w:t xml:space="preserve">鈴木花子</w:t>
-            </w:r>
-          </w:p>
-        </w:tc>
-        <w:tc>
-          <w:tcPr/>
-          <w:p>
-            <w:pPr>
-              <w:spacing w:lineRule="auto"/>
-            </w:pPr>
-            <w:r>
-              <w:rPr/>
-              <w:t xml:space="preserve">一般</w:t>
+          <w:tcPr>
+            <w:tcBorders>
+              <w:top w:val="single" w:sz="5" w:space="0" w:color="999999"/>
+              <w:left w:val="single" w:sz="5" w:space="0" w:color="999999"/>
+              <w:bottom w:val="single" w:sz="5" w:space="0" w:color="999999"/>
+              <w:right w:val="single" w:sz="5" w:space="0" w:color="999999"/>
+            </w:tcBorders>
+          </w:tcPr>
+          <w:p>
+            <w:pPr>
+              <w:spacing w:lineRule="auto"/>
+            </w:pPr>
+            <w:r>
+              <w:rPr/>
+              <w:t xml:space="preserve">102</w:t>
+            </w:r>
+          </w:p>
+        </w:tc>
+        <w:tc>
+          <w:tcPr>
+            <w:tcBorders>
+              <w:top w:val="single" w:sz="5" w:space="0" w:color="999999"/>
+              <w:left w:val="single" w:sz="5" w:space="0" w:color="999999"/>
+              <w:bottom w:val="single" w:sz="5" w:space="0" w:color="999999"/>
+              <w:right w:val="single" w:sz="5" w:space="0" w:color="999999"/>
+            </w:tcBorders>
+          </w:tcPr>
+          <w:p>
+            <w:pPr>
+              <w:spacing w:lineRule="auto"/>
+            </w:pPr>
+            <w:r>
+              <w:rPr/>
+              <w:t xml:space="preserve">高橋次郎</w:t>
+            </w:r>
+          </w:p>
+        </w:tc>
+        <w:tc>
+          <w:tcPr>
+            <w:tcBorders>
+              <w:top w:val="single" w:sz="5" w:space="0" w:color="999999"/>
+              <w:left w:val="single" w:sz="5" w:space="0" w:color="999999"/>
+              <w:bottom w:val="single" w:sz="5" w:space="0" w:color="999999"/>
+              <w:right w:val="single" w:sz="5" w:space="0" w:color="999999"/>
+            </w:tcBorders>
+          </w:tcPr>
+          <w:p>
+            <w:pPr>
+              <w:spacing w:lineRule="auto"/>
+            </w:pPr>
+            <w:r>
+              <w:rPr/>
+              <w:t xml:space="preserve">B</w:t>
             </w:r>
           </w:p>
         </w:tc>
@@ -1953,25 +1327,1046 @@
       </w:pPr>
       <w:r>
         <w:rPr/>
-        <w:t xml:space="preserve">テーブルのセル内で改行するには </w:t>
-      </w:r>
-      <w:r>
-        <w:rPr/>
-      </w:r>
-      <w:r>
-        <w:rPr/>
-        <w:t xml:space="preserve"> を直接書きます。</w:t>
+        <w:drawing>
+          <wp:inline distB="0" distL="0" distR="0" distT="0">
+            <wp:extent cx="3779584" cy="2362240"/>
+            <wp:effectExtent b="0" l="0" r="0" t="0"/>
+            <wp:docPr id="7" name="image-SIBXIz8ct46kXlWvvLLCC.png"/>
+            <a:graphic>
+              <a:graphicData uri="http://schemas.openxmlformats.org/drawingml/2006/picture">
+                <pic:pic>
+                  <pic:nvPicPr>
+                    <pic:cNvPr id="7" name="image-SIBXIz8ct46kXlWvvLLCC.png" descr="参照ID付き図"/>
+                    <pic:cNvPicPr/>
+                  </pic:nvPicPr>
+                  <pic:blipFill>
+                    <a:blip r:embed="rId12" cstate="print"/>
+                    <a:srcRect b="0" l="0" r="0" t="0"/>
+                    <a:stretch>
+                      <a:fillRect/>
+                    </a:stretch>
+                  </pic:blipFill>
+                  <pic:spPr>
+                    <a:xfrm>
+                      <a:off x="0" y="0"/>
+                      <a:ext cx="3779584" cy="2362240"/>
+                    </a:xfrm>
+                    <a:prstGeom prst="rect"/>
+                  </pic:spPr>
+                </pic:pic>
+              </a:graphicData>
+            </a:graphic>
+          </wp:inline>
+        </w:drawing>
+      </w:r>
+    </w:p>
+    <w:p>
+      <w:pPr>
+        <w:jc w:val="center"/>
+        <w:spacing w:lineRule="auto"/>
+      </w:pPr>
+      <w:r>
+        <w:rPr/>
+        <w:t xml:space="preserve">図5.3 参照ID付きの概要図</w:t>
+      </w:r>
+    </w:p>
+    <w:p>
+      <w:pPr>
+        <w:pStyle w:val="Heading1"/>
+        <w:spacing w:lineRule="auto"/>
+      </w:pPr>
+      <w:r>
+        <w:rPr/>
+        <w:t xml:space="preserve">8. 独自DSL ブロック</w:t>
+      </w:r>
+    </w:p>
+    <w:p>
+      <w:pPr>
+        <w:spacing w:lineRule="auto"/>
+      </w:pPr>
+      <w:r>
+        <w:rPr/>
+        <w:t xml:space="preserve">以下は </w:t>
+      </w:r>
+      <w:r>
+        <w:rPr/>
+        <w:t xml:space="preserve">000_schema/convert/dsl.json</w:t>
+      </w:r>
+      <w:r>
+        <w:rPr/>
+        <w:t xml:space="preserve"> で定義されたブロックです。</w:t>
+      </w:r>
+    </w:p>
+    <w:p>
+      <w:pPr>
+        <w:pStyle w:val="Heading2"/>
+        <w:spacing w:lineRule="auto"/>
+      </w:pPr>
+      <w:r>
+        <w:rPr/>
+        <w:t xml:space="preserve">8.1. warning（警告）</w:t>
+      </w:r>
+    </w:p>
+    <w:p>
+      <w:pPr>
+        <w:spacing w:lineRule="auto"/>
+      </w:pPr>
+      <w:r>
+        <w:rPr/>
+        <w:t xml:space="preserve">デフォルト（</w:t>
+      </w:r>
+      <w:r>
+        <w:rPr/>
+        <w:t xml:space="preserve">style.json</w:t>
+      </w:r>
+      <w:r>
+        <w:rPr/>
+        <w:t xml:space="preserve"> の </w:t>
+      </w:r>
+      <w:r>
+        <w:rPr/>
+        <w:t xml:space="preserve">warningMaxWidth</w:t>
+      </w:r>
+      <w:r>
+        <w:rPr/>
+        <w:t xml:space="preserve"> が適用される）:</w:t>
+      </w:r>
+    </w:p>
+    <w:p>
+      <w:pPr>
+        <w:spacing w:lineRule="auto"/>
+      </w:pPr>
+      <w:r>
+        <w:rPr/>
+        <w:t xml:space="preserve">この操作は元に戻せません。実行前に必ずバックアップを取得してください。</w:t>
+      </w:r>
+    </w:p>
+    <w:p>
+      <w:pPr>
+        <w:spacing w:lineRule="auto"/>
+      </w:pPr>
+      <w:r>
+        <w:rPr/>
+        <w:t xml:space="preserve">幅を指定する場合は </w:t>
+      </w:r>
+      <w:r>
+        <w:rPr/>
+        <w:t xml:space="preserve">width=</w:t>
+      </w:r>
+      <w:r>
+        <w:rPr/>
+        <w:t xml:space="preserve"> 属性で上書き可能。</w:t>
+      </w:r>
+      <w:r>
+        <w:rPr/>
+        <w:t xml:space="preserve">style.json</w:t>
+      </w:r>
+      <w:r>
+        <w:rPr/>
+        <w:t xml:space="preserve"> の設定値:</w:t>
+      </w:r>
+    </w:p>
+    <w:p>
+      <w:pPr>
+        <w:numPr>
+          <w:ilvl w:val="0"/>
+          <w:numId w:val="4"/>
+        </w:numPr>
+        <w:spacing w:lineRule="auto"/>
+      </w:pPr>
+      <w:r>
+        <w:rPr/>
+        <w:t xml:space="preserve">warningMaxWidth</w:t>
+      </w:r>
+      <w:r>
+        <w:rPr/>
+        <w:t xml:space="preserve"> — 最大幅（デフォルト </w:t>
+      </w:r>
+      <w:r>
+        <w:rPr/>
+        <w:t xml:space="preserve">100%</w:t>
+      </w:r>
+      <w:r>
+        <w:rPr/>
+        <w:t xml:space="preserve">）</w:t>
+      </w:r>
+    </w:p>
+    <w:p>
+      <w:pPr>
+        <w:numPr>
+          <w:ilvl w:val="0"/>
+          <w:numId w:val="4"/>
+        </w:numPr>
+        <w:spacing w:lineRule="auto"/>
+      </w:pPr>
+      <w:r>
+        <w:rPr/>
+        <w:t xml:space="preserve">colors.warningBg</w:t>
+      </w:r>
+      <w:r>
+        <w:rPr/>
+        <w:t xml:space="preserve"> — 背景色</w:t>
+      </w:r>
+    </w:p>
+    <w:p>
+      <w:pPr>
+        <w:numPr>
+          <w:ilvl w:val="0"/>
+          <w:numId w:val="4"/>
+        </w:numPr>
+        <w:spacing w:lineRule="auto"/>
+      </w:pPr>
+      <w:r>
+        <w:rPr/>
+        <w:t xml:space="preserve">colors.warningBorder</w:t>
+      </w:r>
+      <w:r>
+        <w:rPr/>
+        <w:t xml:space="preserve"> — 左ボーダー色</w:t>
+      </w:r>
+    </w:p>
+    <w:p>
+      <w:pPr>
+        <w:numPr>
+          <w:ilvl w:val="0"/>
+          <w:numId w:val="4"/>
+        </w:numPr>
+        <w:spacing w:lineRule="auto"/>
+      </w:pPr>
+      <w:r>
+        <w:rPr/>
+        <w:t xml:space="preserve">spacing</w:t>
+      </w:r>
+      <w:r>
+        <w:rPr/>
+        <w:t xml:space="preserve"> 系は </w:t>
+      </w:r>
+      <w:r>
+        <w:rPr/>
+        <w:t xml:space="preserve">dsl.json</w:t>
+      </w:r>
+      <w:r>
+        <w:rPr/>
+        <w:t xml:space="preserve"> の </w:t>
+      </w:r>
+      <w:r>
+        <w:rPr/>
+        <w:t xml:space="preserve">padding</w:t>
+      </w:r>
+      <w:r>
+        <w:rPr/>
+        <w:t xml:space="preserve"> / </w:t>
+      </w:r>
+      <w:r>
+        <w:rPr/>
+        <w:t xml:space="preserve">margin</w:t>
+      </w:r>
+      <w:r>
+        <w:rPr/>
+        <w:t xml:space="preserve"> で直接調整</w:t>
+      </w:r>
+    </w:p>
+    <w:p>
+      <w:pPr>
+        <w:spacing w:lineRule="auto"/>
+      </w:pPr>
+      <w:r>
+        <w:rPr/>
+        <w:t xml:space="preserve">幅 60% 指定:</w:t>
+      </w:r>
+    </w:p>
+    <w:p>
+      <w:pPr>
+        <w:spacing w:lineRule="auto"/>
+      </w:pPr>
+      <w:r>
+        <w:rPr/>
+        <w:t xml:space="preserve">幅を 60% に絞ったwarningブロックです。</w:t>
+      </w:r>
+    </w:p>
+    <w:p>
+      <w:pPr>
+        <w:spacing w:lineRule="auto"/>
+      </w:pPr>
+      <w:r>
+        <w:rPr/>
+        <w:t xml:space="preserve">幅 40em 指定:</w:t>
+      </w:r>
+    </w:p>
+    <w:p>
+      <w:pPr>
+        <w:spacing w:lineRule="auto"/>
+      </w:pPr>
+      <w:r>
+        <w:rPr/>
+        <w:t xml:space="preserve">固定幅（40em）のwarningブロックです。短いテキストでも枠が広がりすぎません。</w:t>
+      </w:r>
+    </w:p>
+    <w:p>
+      <w:pPr>
+        <w:pStyle w:val="Heading2"/>
+        <w:spacing w:lineRule="auto"/>
+      </w:pPr>
+      <w:r>
+        <w:rPr/>
+        <w:t xml:space="preserve">8.2. center（中央揃え）</w:t>
+      </w:r>
+    </w:p>
+    <w:p>
+      <w:pPr>
+        <w:spacing w:lineRule="auto"/>
+      </w:pPr>
+      <w:r>
+        <w:rPr>
+          <w:b/>
+        </w:rPr>
+        <w:t xml:space="preserve">中央に配置されたテキストです</w:t>
+      </w:r>
+    </w:p>
+    <w:p>
+      <w:pPr>
+        <w:pStyle w:val="Heading2"/>
+        <w:spacing w:lineRule="auto"/>
+      </w:pPr>
+      <w:r>
+        <w:rPr/>
+        <w:t xml:space="preserve">8.3. right（右寄せ）</w:t>
+      </w:r>
+    </w:p>
+    <w:p>
+      <w:pPr>
+        <w:spacing w:lineRule="auto"/>
+      </w:pPr>
+      <w:r>
+        <w:rPr/>
+        <w:t xml:space="preserve">作成日：2026年5月17日</w:t>
+      </w:r>
+    </w:p>
+    <w:p>
+      <w:pPr>
+        <w:pStyle w:val="Heading2"/>
+        <w:spacing w:lineRule="auto"/>
+      </w:pPr>
+      <w:r>
+        <w:rPr/>
+        <w:t xml:space="preserve">8.4. large（大きい文字）</w:t>
+      </w:r>
+    </w:p>
+    <w:p>
+      <w:pPr>
+        <w:spacing w:lineRule="auto"/>
+      </w:pPr>
+      <w:r>
+        <w:rPr/>
+        <w:t xml:space="preserve">重要なお知らせ</w:t>
+      </w:r>
+    </w:p>
+    <w:p>
+      <w:pPr>
+        <w:pStyle w:val="Heading2"/>
+        <w:spacing w:lineRule="auto"/>
+      </w:pPr>
+      <w:r>
+        <w:rPr/>
+        <w:t xml:space="preserve">8.5. red（赤文字）</w:t>
+      </w:r>
+    </w:p>
+    <w:p>
+      <w:pPr>
+        <w:spacing w:lineRule="auto"/>
+      </w:pPr>
+      <w:r>
+        <w:rPr>
+          <w:b/>
+        </w:rPr>
+        <w:t xml:space="preserve">エラー：</w:t>
+      </w:r>
+      <w:r>
+        <w:rPr/>
+        <w:t xml:space="preserve"> 接続がタイムアウトしました。</w:t>
+      </w:r>
+    </w:p>
+    <w:p>
+      <w:pPr>
+        <w:pStyle w:val="Heading2"/>
+        <w:spacing w:lineRule="auto"/>
+      </w:pPr>
+      <w:r>
+        <w:rPr/>
+        <w:t xml:space="preserve">8.6. figure（図 — internal起点・デフォルトサイズ）</w:t>
+      </w:r>
+    </w:p>
+    <w:p>
+      <w:pPr>
+        <w:spacing w:lineRule="auto"/>
+      </w:pPr>
+      <w:r>
+        <w:rPr/>
+        <w:t xml:space="preserve">assetsInternal</w:t>
+      </w:r>
+      <w:r>
+        <w:rPr/>
+        <w:t xml:space="preserve"> を指定すると、そのフォルダを起点に相対パスを解決します。</w:t>
+      </w:r>
+    </w:p>
+    <w:p>
+      <w:pPr>
+        <w:spacing w:lineRule="auto"/>
+      </w:pPr>
+      <w:r>
+        <w:rPr/>
+        <w:drawing>
+          <wp:inline distB="0" distL="0" distR="0" distT="0">
+            <wp:extent cx="6871970" cy="4294981"/>
+            <wp:effectExtent b="0" l="0" r="0" t="0"/>
+            <wp:docPr id="8" name="image-Lkplz58KBrLF-0q1ph8zQ.png"/>
+            <a:graphic>
+              <a:graphicData uri="http://schemas.openxmlformats.org/drawingml/2006/picture">
+                <pic:pic>
+                  <pic:nvPicPr>
+                    <pic:cNvPr id="8" name="image-Lkplz58KBrLF-0q1ph8zQ.png" descr="サンプル図"/>
+                    <pic:cNvPicPr/>
+                  </pic:nvPicPr>
+                  <pic:blipFill>
+                    <a:blip r:embed="rId13" cstate="print"/>
+                    <a:srcRect b="0" l="0" r="0" t="0"/>
+                    <a:stretch>
+                      <a:fillRect/>
+                    </a:stretch>
+                  </pic:blipFill>
+                  <pic:spPr>
+                    <a:xfrm>
+                      <a:off x="0" y="0"/>
+                      <a:ext cx="6871970" cy="4294981"/>
+                    </a:xfrm>
+                    <a:prstGeom prst="rect"/>
+                  </pic:spPr>
+                </pic:pic>
+              </a:graphicData>
+            </a:graphic>
+          </wp:inline>
+        </w:drawing>
+      </w:r>
+    </w:p>
+    <w:p>
+      <w:pPr>
+        <w:jc w:val="center"/>
+        <w:spacing w:lineRule="auto"/>
+      </w:pPr>
+      <w:r>
+        <w:rPr/>
+        <w:t xml:space="preserve">図6.1 システム構成の概要図</w:t>
+      </w:r>
+    </w:p>
+    <w:p>
+      <w:pPr>
+        <w:pStyle w:val="Heading2"/>
+        <w:spacing w:lineRule="auto"/>
+      </w:pPr>
+      <w:r>
+        <w:rPr/>
+        <w:t xml:space="preserve">8.7. figure（図 — internal起点・幅指定）</w:t>
+      </w:r>
+    </w:p>
+    <w:p>
+      <w:pPr>
+        <w:spacing w:lineRule="auto"/>
+      </w:pPr>
+      <w:r>
+        <w:rPr/>
+        <w:drawing>
+          <wp:inline distB="0" distL="0" distR="0" distT="0">
+            <wp:extent cx="4123182" cy="2576989"/>
+            <wp:effectExtent b="0" l="0" r="0" t="0"/>
+            <wp:docPr id="9" name="image-J15yaekIJWzv2fsLZf_NO.png"/>
+            <a:graphic>
+              <a:graphicData uri="http://schemas.openxmlformats.org/drawingml/2006/picture">
+                <pic:pic>
+                  <pic:nvPicPr>
+                    <pic:cNvPr id="9" name="image-J15yaekIJWzv2fsLZf_NO.png" descr="幅60%で表示"/>
+                    <pic:cNvPicPr/>
+                  </pic:nvPicPr>
+                  <pic:blipFill>
+                    <a:blip r:embed="rId14" cstate="print"/>
+                    <a:srcRect b="0" l="0" r="0" t="0"/>
+                    <a:stretch>
+                      <a:fillRect/>
+                    </a:stretch>
+                  </pic:blipFill>
+                  <pic:spPr>
+                    <a:xfrm>
+                      <a:off x="0" y="0"/>
+                      <a:ext cx="4123182" cy="2576989"/>
+                    </a:xfrm>
+                    <a:prstGeom prst="rect"/>
+                  </pic:spPr>
+                </pic:pic>
+              </a:graphicData>
+            </a:graphic>
+          </wp:inline>
+        </w:drawing>
+      </w:r>
+    </w:p>
+    <w:p>
+      <w:pPr>
+        <w:jc w:val="center"/>
+        <w:spacing w:lineRule="auto"/>
+      </w:pPr>
+      <w:r>
+        <w:rPr/>
+        <w:t xml:space="preserve">図6.2 幅を60%に指定した図</w:t>
+      </w:r>
+    </w:p>
+    <w:p>
+      <w:pPr>
+        <w:spacing w:lineRule="auto"/>
+      </w:pPr>
+      <w:r>
+        <w:rPr/>
+        <w:t xml:space="preserve">ピクセル指定も可能です。</w:t>
+      </w:r>
+    </w:p>
+    <w:p>
+      <w:pPr>
+        <w:spacing w:lineRule="auto"/>
+      </w:pPr>
+      <w:r>
+        <w:rPr/>
+        <w:drawing>
+          <wp:inline distB="0" distL="0" distR="0" distT="0">
+            <wp:extent cx="3810000" cy="2857500"/>
+            <wp:effectExtent b="0" l="0" r="0" t="0"/>
+            <wp:docPr id="10" name="image-s09PEE3KBLl4Eb10CChlr.png"/>
+            <a:graphic>
+              <a:graphicData uri="http://schemas.openxmlformats.org/drawingml/2006/picture">
+                <pic:pic>
+                  <pic:nvPicPr>
+                    <pic:cNvPr id="10" name="image-s09PEE3KBLl4Eb10CChlr.png" descr="ピクセル指定"/>
+                    <pic:cNvPicPr/>
+                  </pic:nvPicPr>
+                  <pic:blipFill>
+                    <a:blip r:embed="rId15" cstate="print"/>
+                    <a:srcRect b="0" l="0" r="0" t="0"/>
+                    <a:stretch>
+                      <a:fillRect/>
+                    </a:stretch>
+                  </pic:blipFill>
+                  <pic:spPr>
+                    <a:xfrm>
+                      <a:off x="0" y="0"/>
+                      <a:ext cx="3810000" cy="2857500"/>
+                    </a:xfrm>
+                    <a:prstGeom prst="rect"/>
+                  </pic:spPr>
+                </pic:pic>
+              </a:graphicData>
+            </a:graphic>
+          </wp:inline>
+        </w:drawing>
+      </w:r>
+    </w:p>
+    <w:p>
+      <w:pPr>
+        <w:jc w:val="center"/>
+        <w:spacing w:lineRule="auto"/>
+      </w:pPr>
+      <w:r>
+        <w:rPr/>
+        <w:t xml:space="preserve">図6.3 400×300px 指定の図</w:t>
+      </w:r>
+    </w:p>
+    <w:p>
+      <w:pPr>
+        <w:pStyle w:val="Heading2"/>
+        <w:spacing w:lineRule="auto"/>
+      </w:pPr>
+      <w:r>
+        <w:rPr/>
+        <w:t xml:space="preserve">8.8. figure（図 — 基準パス未指定時）</w:t>
+      </w:r>
+    </w:p>
+    <w:p>
+      <w:pPr>
+        <w:spacing w:lineRule="auto"/>
+      </w:pPr>
+      <w:r>
+        <w:rPr/>
+        <w:t xml:space="preserve">assetsInternal</w:t>
+      </w:r>
+      <w:r>
+        <w:rPr/>
+        <w:t xml:space="preserve"> を省略した場合は、変換する Markdown ファイルの配置フォルダを起点に相対パスを解決します。</w:t>
+      </w:r>
+    </w:p>
+    <w:p>
+      <w:pPr>
+        <w:pStyle w:val="Heading2"/>
+        <w:spacing w:lineRule="auto"/>
+      </w:pPr>
+      <w:r>
+        <w:rPr/>
+        <w:t xml:space="preserve">8.9. figure（図 — 配置指定）</w:t>
+      </w:r>
+    </w:p>
+    <w:p>
+      <w:pPr>
+        <w:spacing w:lineRule="auto"/>
+      </w:pPr>
+      <w:r>
+        <w:rPr/>
+        <w:t xml:space="preserve">align=</w:t>
+      </w:r>
+      <w:r>
+        <w:rPr/>
+        <w:t xml:space="preserve"> 属性で図の水平配置を指定できます。省略時は </w:t>
+      </w:r>
+      <w:r>
+        <w:rPr/>
+        <w:t xml:space="preserve">center</w:t>
+      </w:r>
+      <w:r>
+        <w:rPr/>
+        <w:t xml:space="preserve">（中央揃え）です。</w:t>
+      </w:r>
+    </w:p>
+    <w:p>
+      <w:pPr>
+        <w:spacing w:lineRule="auto"/>
+      </w:pPr>
+      <w:r>
+        <w:rPr/>
+        <w:t xml:space="preserve">左揃え：</w:t>
+      </w:r>
+    </w:p>
+    <w:p>
+      <w:pPr>
+        <w:spacing w:lineRule="auto"/>
+      </w:pPr>
+      <w:r>
+        <w:rPr/>
+        <w:drawing>
+          <wp:inline distB="0" distL="0" distR="0" distT="0">
+            <wp:extent cx="2748788" cy="1717993"/>
+            <wp:effectExtent b="0" l="0" r="0" t="0"/>
+            <wp:docPr id="11" name="image-kl7poKN861-qnq2LBORWi.png"/>
+            <a:graphic>
+              <a:graphicData uri="http://schemas.openxmlformats.org/drawingml/2006/picture">
+                <pic:pic>
+                  <pic:nvPicPr>
+                    <pic:cNvPr id="11" name="image-kl7poKN861-qnq2LBORWi.png" descr="左揃えの図"/>
+                    <pic:cNvPicPr/>
+                  </pic:nvPicPr>
+                  <pic:blipFill>
+                    <a:blip r:embed="rId16" cstate="print"/>
+                    <a:srcRect b="0" l="0" r="0" t="0"/>
+                    <a:stretch>
+                      <a:fillRect/>
+                    </a:stretch>
+                  </pic:blipFill>
+                  <pic:spPr>
+                    <a:xfrm>
+                      <a:off x="0" y="0"/>
+                      <a:ext cx="2748788" cy="1717993"/>
+                    </a:xfrm>
+                    <a:prstGeom prst="rect"/>
+                  </pic:spPr>
+                </pic:pic>
+              </a:graphicData>
+            </a:graphic>
+          </wp:inline>
+        </w:drawing>
+      </w:r>
+    </w:p>
+    <w:p>
+      <w:pPr>
+        <w:jc w:val="center"/>
+        <w:spacing w:lineRule="auto"/>
+      </w:pPr>
+      <w:r>
+        <w:rPr/>
+        <w:t xml:space="preserve">図6.4 左揃えで表示した図</w:t>
+      </w:r>
+    </w:p>
+    <w:p>
+      <w:pPr>
+        <w:spacing w:lineRule="auto"/>
+      </w:pPr>
+      <w:r>
+        <w:rPr/>
+        <w:t xml:space="preserve">中央揃え（デフォルト）：</w:t>
+      </w:r>
+    </w:p>
+    <w:p>
+      <w:pPr>
+        <w:spacing w:lineRule="auto"/>
+      </w:pPr>
+      <w:r>
+        <w:rPr/>
+        <w:drawing>
+          <wp:inline distB="0" distL="0" distR="0" distT="0">
+            <wp:extent cx="2748788" cy="1717993"/>
+            <wp:effectExtent b="0" l="0" r="0" t="0"/>
+            <wp:docPr id="12" name="image-VKIBaUnEOIuhDN_4YLNPS.png"/>
+            <a:graphic>
+              <a:graphicData uri="http://schemas.openxmlformats.org/drawingml/2006/picture">
+                <pic:pic>
+                  <pic:nvPicPr>
+                    <pic:cNvPr id="12" name="image-VKIBaUnEOIuhDN_4YLNPS.png" descr="中央揃えの図"/>
+                    <pic:cNvPicPr/>
+                  </pic:nvPicPr>
+                  <pic:blipFill>
+                    <a:blip r:embed="rId17" cstate="print"/>
+                    <a:srcRect b="0" l="0" r="0" t="0"/>
+                    <a:stretch>
+                      <a:fillRect/>
+                    </a:stretch>
+                  </pic:blipFill>
+                  <pic:spPr>
+                    <a:xfrm>
+                      <a:off x="0" y="0"/>
+                      <a:ext cx="2748788" cy="1717993"/>
+                    </a:xfrm>
+                    <a:prstGeom prst="rect"/>
+                  </pic:spPr>
+                </pic:pic>
+              </a:graphicData>
+            </a:graphic>
+          </wp:inline>
+        </w:drawing>
+      </w:r>
+    </w:p>
+    <w:p>
+      <w:pPr>
+        <w:jc w:val="center"/>
+        <w:spacing w:lineRule="auto"/>
+      </w:pPr>
+      <w:r>
+        <w:rPr/>
+        <w:t xml:space="preserve">図6.5 中央揃えで表示した図</w:t>
+      </w:r>
+    </w:p>
+    <w:p>
+      <w:pPr>
+        <w:spacing w:lineRule="auto"/>
+      </w:pPr>
+      <w:r>
+        <w:rPr/>
+        <w:t xml:space="preserve">右揃え：</w:t>
+      </w:r>
+    </w:p>
+    <w:p>
+      <w:pPr>
+        <w:spacing w:lineRule="auto"/>
+      </w:pPr>
+      <w:r>
+        <w:rPr/>
+        <w:drawing>
+          <wp:inline distB="0" distL="0" distR="0" distT="0">
+            <wp:extent cx="2748788" cy="1717993"/>
+            <wp:effectExtent b="0" l="0" r="0" t="0"/>
+            <wp:docPr id="13" name="image-KuUaQxc5lhDnczKh4I4jO.png"/>
+            <a:graphic>
+              <a:graphicData uri="http://schemas.openxmlformats.org/drawingml/2006/picture">
+                <pic:pic>
+                  <pic:nvPicPr>
+                    <pic:cNvPr id="13" name="image-KuUaQxc5lhDnczKh4I4jO.png" descr="右揃えの図"/>
+                    <pic:cNvPicPr/>
+                  </pic:nvPicPr>
+                  <pic:blipFill>
+                    <a:blip r:embed="rId18" cstate="print"/>
+                    <a:srcRect b="0" l="0" r="0" t="0"/>
+                    <a:stretch>
+                      <a:fillRect/>
+                    </a:stretch>
+                  </pic:blipFill>
+                  <pic:spPr>
+                    <a:xfrm>
+                      <a:off x="0" y="0"/>
+                      <a:ext cx="2748788" cy="1717993"/>
+                    </a:xfrm>
+                    <a:prstGeom prst="rect"/>
+                  </pic:spPr>
+                </pic:pic>
+              </a:graphicData>
+            </a:graphic>
+          </wp:inline>
+        </w:drawing>
+      </w:r>
+    </w:p>
+    <w:p>
+      <w:pPr>
+        <w:jc w:val="center"/>
+        <w:spacing w:lineRule="auto"/>
+      </w:pPr>
+      <w:r>
+        <w:rPr/>
+        <w:t xml:space="preserve">図6.6 右揃えで表示した図</w:t>
+      </w:r>
+    </w:p>
+    <w:p>
+      <w:pPr>
+        <w:pStyle w:val="Heading2"/>
+        <w:spacing w:lineRule="auto"/>
+      </w:pPr>
+      <w:r>
+        <w:rPr/>
+        <w:t xml:space="preserve">8.10. table（キャプション付き表）</w:t>
+      </w:r>
+    </w:p>
+    <w:p>
+      <w:pPr>
+        <w:jc w:val="left"/>
+        <w:spacing w:lineRule="auto"/>
+      </w:pPr>
+      <w:r>
+        <w:rPr/>
+        <w:t xml:space="preserve">表6.1 ユーザー一覧</w:t>
       </w:r>
     </w:p>
     <w:tbl>
       <w:tblPr>
         <w:tblBorders>
-          <w:top w:val="single" w:sz="8" w:space="0" w:color="000000"/>
-          <w:bottom w:val="single" w:sz="8" w:space="0" w:color="000000"/>
-          <w:left w:val="single" w:sz="8" w:space="0" w:color="000000"/>
-          <w:right w:val="single" w:sz="8" w:space="0" w:color="000000"/>
-          <w:insideV w:val="single" w:sz="8" w:space="0" w:color="000000"/>
-          <w:insideH w:val="single" w:sz="8" w:space="0" w:color="000000"/>
+          <w:top w:val="single" w:sz="5" w:space="0" w:color="999999"/>
+          <w:bottom w:val="single" w:sz="5" w:space="0" w:color="999999"/>
+          <w:left w:val="single" w:sz="5" w:space="0" w:color="999999"/>
+          <w:right w:val="single" w:sz="5" w:space="0" w:color="999999"/>
+          <w:insideV w:val="single" w:sz="5" w:space="0" w:color="999999"/>
+          <w:insideH w:val="single" w:sz="5" w:space="0" w:color="999999"/>
+        </w:tblBorders>
+        <w:tblCellSpacing w:w="0" w:type="dxa"/>
+        <w:tblCellMar>
+          <w:top w:type="dxa" w:w="80"/>
+          <w:bottom w:type="dxa" w:w="80"/>
+          <w:left w:type="dxa" w:w="160"/>
+          <w:right w:type="dxa" w:w="160"/>
+        </w:tblCellMar>
+        <w:jc w:val="center"/>
+      </w:tblPr>
+      <w:tblGrid>
+        <w:gridCol w:w="3607"/>
+        <w:gridCol w:w="3607"/>
+        <w:gridCol w:w="3607"/>
+      </w:tblGrid>
+      <w:tr>
+        <w:trPr>
+          <w:cantSplit/>
+        </w:trPr>
+        <w:tc>
+          <w:tcPr>
+            <w:tcBorders>
+              <w:top w:val="single" w:sz="5" w:space="0" w:color="999999"/>
+              <w:left w:val="single" w:sz="5" w:space="0" w:color="999999"/>
+              <w:bottom w:val="single" w:sz="5" w:space="0" w:color="999999"/>
+              <w:right w:val="single" w:sz="5" w:space="0" w:color="999999"/>
+            </w:tcBorders>
+          </w:tcPr>
+          <w:p>
+            <w:pPr>
+              <w:spacing w:lineRule="auto"/>
+            </w:pPr>
+            <w:r>
+              <w:rPr/>
+              <w:t xml:space="preserve">ID</w:t>
+            </w:r>
+          </w:p>
+        </w:tc>
+        <w:tc>
+          <w:tcPr>
+            <w:tcBorders>
+              <w:top w:val="single" w:sz="5" w:space="0" w:color="999999"/>
+              <w:left w:val="single" w:sz="5" w:space="0" w:color="999999"/>
+              <w:bottom w:val="single" w:sz="5" w:space="0" w:color="999999"/>
+              <w:right w:val="single" w:sz="5" w:space="0" w:color="999999"/>
+            </w:tcBorders>
+          </w:tcPr>
+          <w:p>
+            <w:pPr>
+              <w:spacing w:lineRule="auto"/>
+            </w:pPr>
+            <w:r>
+              <w:rPr/>
+              <w:t xml:space="preserve">名前</w:t>
+            </w:r>
+          </w:p>
+        </w:tc>
+        <w:tc>
+          <w:tcPr>
+            <w:tcBorders>
+              <w:top w:val="single" w:sz="5" w:space="0" w:color="999999"/>
+              <w:left w:val="single" w:sz="5" w:space="0" w:color="999999"/>
+              <w:bottom w:val="single" w:sz="5" w:space="0" w:color="999999"/>
+              <w:right w:val="single" w:sz="5" w:space="0" w:color="999999"/>
+            </w:tcBorders>
+          </w:tcPr>
+          <w:p>
+            <w:pPr>
+              <w:spacing w:lineRule="auto"/>
+            </w:pPr>
+            <w:r>
+              <w:rPr/>
+              <w:t xml:space="preserve">権限</w:t>
+            </w:r>
+          </w:p>
+        </w:tc>
+      </w:tr>
+      <w:tr>
+        <w:trPr>
+          <w:cantSplit/>
+        </w:trPr>
+        <w:tc>
+          <w:tcPr>
+            <w:tcBorders>
+              <w:top w:val="single" w:sz="5" w:space="0" w:color="999999"/>
+              <w:left w:val="single" w:sz="5" w:space="0" w:color="999999"/>
+              <w:bottom w:val="single" w:sz="5" w:space="0" w:color="999999"/>
+              <w:right w:val="single" w:sz="5" w:space="0" w:color="999999"/>
+            </w:tcBorders>
+          </w:tcPr>
+          <w:p>
+            <w:pPr>
+              <w:spacing w:lineRule="auto"/>
+            </w:pPr>
+            <w:r>
+              <w:rPr/>
+              <w:t xml:space="preserve">001</w:t>
+            </w:r>
+          </w:p>
+        </w:tc>
+        <w:tc>
+          <w:tcPr>
+            <w:tcBorders>
+              <w:top w:val="single" w:sz="5" w:space="0" w:color="999999"/>
+              <w:left w:val="single" w:sz="5" w:space="0" w:color="999999"/>
+              <w:bottom w:val="single" w:sz="5" w:space="0" w:color="999999"/>
+              <w:right w:val="single" w:sz="5" w:space="0" w:color="999999"/>
+            </w:tcBorders>
+          </w:tcPr>
+          <w:p>
+            <w:pPr>
+              <w:spacing w:lineRule="auto"/>
+            </w:pPr>
+            <w:r>
+              <w:rPr/>
+              <w:t xml:space="preserve">山田太郎</w:t>
+            </w:r>
+          </w:p>
+        </w:tc>
+        <w:tc>
+          <w:tcPr>
+            <w:tcBorders>
+              <w:top w:val="single" w:sz="5" w:space="0" w:color="999999"/>
+              <w:left w:val="single" w:sz="5" w:space="0" w:color="999999"/>
+              <w:bottom w:val="single" w:sz="5" w:space="0" w:color="999999"/>
+              <w:right w:val="single" w:sz="5" w:space="0" w:color="999999"/>
+            </w:tcBorders>
+          </w:tcPr>
+          <w:p>
+            <w:pPr>
+              <w:spacing w:lineRule="auto"/>
+            </w:pPr>
+            <w:r>
+              <w:rPr/>
+              <w:t xml:space="preserve">管理者</w:t>
+            </w:r>
+          </w:p>
+        </w:tc>
+      </w:tr>
+      <w:tr>
+        <w:trPr>
+          <w:cantSplit/>
+        </w:trPr>
+        <w:tc>
+          <w:tcPr>
+            <w:tcBorders>
+              <w:top w:val="single" w:sz="5" w:space="0" w:color="999999"/>
+              <w:left w:val="single" w:sz="5" w:space="0" w:color="999999"/>
+              <w:bottom w:val="single" w:sz="5" w:space="0" w:color="999999"/>
+              <w:right w:val="single" w:sz="5" w:space="0" w:color="999999"/>
+            </w:tcBorders>
+          </w:tcPr>
+          <w:p>
+            <w:pPr>
+              <w:spacing w:lineRule="auto"/>
+            </w:pPr>
+            <w:r>
+              <w:rPr/>
+              <w:t xml:space="preserve">002</w:t>
+            </w:r>
+          </w:p>
+        </w:tc>
+        <w:tc>
+          <w:tcPr>
+            <w:tcBorders>
+              <w:top w:val="single" w:sz="5" w:space="0" w:color="999999"/>
+              <w:left w:val="single" w:sz="5" w:space="0" w:color="999999"/>
+              <w:bottom w:val="single" w:sz="5" w:space="0" w:color="999999"/>
+              <w:right w:val="single" w:sz="5" w:space="0" w:color="999999"/>
+            </w:tcBorders>
+          </w:tcPr>
+          <w:p>
+            <w:pPr>
+              <w:spacing w:lineRule="auto"/>
+            </w:pPr>
+            <w:r>
+              <w:rPr/>
+              <w:t xml:space="preserve">鈴木花子</w:t>
+            </w:r>
+          </w:p>
+        </w:tc>
+        <w:tc>
+          <w:tcPr>
+            <w:tcBorders>
+              <w:top w:val="single" w:sz="5" w:space="0" w:color="999999"/>
+              <w:left w:val="single" w:sz="5" w:space="0" w:color="999999"/>
+              <w:bottom w:val="single" w:sz="5" w:space="0" w:color="999999"/>
+              <w:right w:val="single" w:sz="5" w:space="0" w:color="999999"/>
+            </w:tcBorders>
+          </w:tcPr>
+          <w:p>
+            <w:pPr>
+              <w:spacing w:lineRule="auto"/>
+            </w:pPr>
+            <w:r>
+              <w:rPr/>
+              <w:t xml:space="preserve">一般</w:t>
+            </w:r>
+          </w:p>
+        </w:tc>
+      </w:tr>
+    </w:tbl>
+    <w:p>
+      <w:pPr>
+        <w:spacing w:lineRule="auto"/>
+      </w:pPr>
+      <w:r>
+        <w:rPr/>
+      </w:r>
+    </w:p>
+    <w:p>
+      <w:pPr>
+        <w:spacing w:lineRule="auto"/>
+      </w:pPr>
+      <w:r>
+        <w:rPr/>
+        <w:t xml:space="preserve">テーブルのセル内で改行するには </w:t>
+      </w:r>
+      <w:r>
+        <w:rPr/>
+      </w:r>
+      <w:r>
+        <w:rPr/>
+        <w:t xml:space="preserve"> を直接書きます。</w:t>
+      </w:r>
+    </w:p>
+    <w:tbl>
+      <w:tblPr>
+        <w:tblBorders>
+          <w:top w:val="single" w:sz="5" w:space="0" w:color="999999"/>
+          <w:bottom w:val="single" w:sz="5" w:space="0" w:color="999999"/>
+          <w:left w:val="single" w:sz="5" w:space="0" w:color="999999"/>
+          <w:right w:val="single" w:sz="5" w:space="0" w:color="999999"/>
+          <w:insideV w:val="single" w:sz="5" w:space="0" w:color="999999"/>
+          <w:insideH w:val="single" w:sz="5" w:space="0" w:color="999999"/>
         </w:tblBorders>
         <w:tblCellSpacing w:w="0" w:type="dxa"/>
         <w:tblCellMar>
@@ -1991,7 +2386,14 @@
           <w:cantSplit/>
         </w:trPr>
         <w:tc>
-          <w:tcPr/>
+          <w:tcPr>
+            <w:tcBorders>
+              <w:top w:val="single" w:sz="5" w:space="0" w:color="999999"/>
+              <w:left w:val="single" w:sz="5" w:space="0" w:color="999999"/>
+              <w:bottom w:val="single" w:sz="5" w:space="0" w:color="999999"/>
+              <w:right w:val="single" w:sz="5" w:space="0" w:color="999999"/>
+            </w:tcBorders>
+          </w:tcPr>
           <w:p>
             <w:pPr>
               <w:spacing w:lineRule="auto"/>
@@ -2003,7 +2405,14 @@
           </w:p>
         </w:tc>
         <w:tc>
-          <w:tcPr/>
+          <w:tcPr>
+            <w:tcBorders>
+              <w:top w:val="single" w:sz="5" w:space="0" w:color="999999"/>
+              <w:left w:val="single" w:sz="5" w:space="0" w:color="999999"/>
+              <w:bottom w:val="single" w:sz="5" w:space="0" w:color="999999"/>
+              <w:right w:val="single" w:sz="5" w:space="0" w:color="999999"/>
+            </w:tcBorders>
+          </w:tcPr>
           <w:p>
             <w:pPr>
               <w:spacing w:lineRule="auto"/>
@@ -2020,7 +2429,14 @@
           <w:cantSplit/>
         </w:trPr>
         <w:tc>
-          <w:tcPr/>
+          <w:tcPr>
+            <w:tcBorders>
+              <w:top w:val="single" w:sz="5" w:space="0" w:color="999999"/>
+              <w:left w:val="single" w:sz="5" w:space="0" w:color="999999"/>
+              <w:bottom w:val="single" w:sz="5" w:space="0" w:color="999999"/>
+              <w:right w:val="single" w:sz="5" w:space="0" w:color="999999"/>
+            </w:tcBorders>
+          </w:tcPr>
           <w:p>
             <w:pPr>
               <w:spacing w:lineRule="auto"/>
@@ -2032,7 +2448,14 @@
           </w:p>
         </w:tc>
         <w:tc>
-          <w:tcPr/>
+          <w:tcPr>
+            <w:tcBorders>
+              <w:top w:val="single" w:sz="5" w:space="0" w:color="999999"/>
+              <w:left w:val="single" w:sz="5" w:space="0" w:color="999999"/>
+              <w:bottom w:val="single" w:sz="5" w:space="0" w:color="999999"/>
+              <w:right w:val="single" w:sz="5" w:space="0" w:color="999999"/>
+            </w:tcBorders>
+          </w:tcPr>
           <w:p>
             <w:pPr>
               <w:spacing w:lineRule="auto"/>
@@ -2085,7 +2508,14 @@
           <w:cantSplit/>
         </w:trPr>
         <w:tc>
-          <w:tcPr/>
+          <w:tcPr>
+            <w:tcBorders>
+              <w:top w:val="single" w:sz="5" w:space="0" w:color="999999"/>
+              <w:left w:val="single" w:sz="5" w:space="0" w:color="999999"/>
+              <w:bottom w:val="single" w:sz="5" w:space="0" w:color="999999"/>
+              <w:right w:val="single" w:sz="5" w:space="0" w:color="999999"/>
+            </w:tcBorders>
+          </w:tcPr>
           <w:p>
             <w:pPr>
               <w:spacing w:lineRule="auto"/>
@@ -2097,7 +2527,14 @@
           </w:p>
         </w:tc>
         <w:tc>
-          <w:tcPr/>
+          <w:tcPr>
+            <w:tcBorders>
+              <w:top w:val="single" w:sz="5" w:space="0" w:color="999999"/>
+              <w:left w:val="single" w:sz="5" w:space="0" w:color="999999"/>
+              <w:bottom w:val="single" w:sz="5" w:space="0" w:color="999999"/>
+              <w:right w:val="single" w:sz="5" w:space="0" w:color="999999"/>
+            </w:tcBorders>
+          </w:tcPr>
           <w:p>
             <w:pPr>
               <w:spacing w:lineRule="auto"/>
@@ -2143,7 +2580,7 @@
       </w:pPr>
       <w:r>
         <w:rPr/>
-        <w:t xml:space="preserve">ページ区切り</w:t>
+        <w:t xml:space="preserve">9. ページ区切り</w:t>
       </w:r>
     </w:p>
     <w:p>
@@ -2162,7 +2599,7 @@
       </w:pPr>
       <w:r>
         <w:rPr/>
-        <w:t xml:space="preserve">ページ区切り後のページ</w:t>
+        <w:t xml:space="preserve">10. ページ区切り後のページ</w:t>
       </w:r>
     </w:p>
     <w:p>
@@ -2181,7 +2618,7 @@
       </w:pPr>
       <w:r>
         <w:rPr/>
-        <w:t xml:space="preserve">まとめ</w:t>
+        <w:t xml:space="preserve">10.1. まとめ</w:t>
       </w:r>
     </w:p>
     <w:p>
@@ -2196,12 +2633,12 @@
     <w:tbl>
       <w:tblPr>
         <w:tblBorders>
-          <w:top w:val="single" w:sz="8" w:space="0" w:color="000000"/>
-          <w:bottom w:val="single" w:sz="8" w:space="0" w:color="000000"/>
-          <w:left w:val="single" w:sz="8" w:space="0" w:color="000000"/>
-          <w:right w:val="single" w:sz="8" w:space="0" w:color="000000"/>
-          <w:insideV w:val="single" w:sz="8" w:space="0" w:color="000000"/>
-          <w:insideH w:val="single" w:sz="8" w:space="0" w:color="000000"/>
+          <w:top w:val="single" w:sz="5" w:space="0" w:color="999999"/>
+          <w:bottom w:val="single" w:sz="5" w:space="0" w:color="999999"/>
+          <w:left w:val="single" w:sz="5" w:space="0" w:color="999999"/>
+          <w:right w:val="single" w:sz="5" w:space="0" w:color="999999"/>
+          <w:insideV w:val="single" w:sz="5" w:space="0" w:color="999999"/>
+          <w:insideH w:val="single" w:sz="5" w:space="0" w:color="999999"/>
         </w:tblBorders>
         <w:tblCellSpacing w:w="0" w:type="dxa"/>
         <w:tblCellMar>
@@ -2221,7 +2658,14 @@
           <w:cantSplit/>
         </w:trPr>
         <w:tc>
-          <w:tcPr/>
+          <w:tcPr>
+            <w:tcBorders>
+              <w:top w:val="single" w:sz="5" w:space="0" w:color="999999"/>
+              <w:left w:val="single" w:sz="5" w:space="0" w:color="999999"/>
+              <w:bottom w:val="single" w:sz="5" w:space="0" w:color="999999"/>
+              <w:right w:val="single" w:sz="5" w:space="0" w:color="999999"/>
+            </w:tcBorders>
+          </w:tcPr>
           <w:p>
             <w:pPr>
               <w:spacing w:lineRule="auto"/>
@@ -2233,7 +2677,14 @@
           </w:p>
         </w:tc>
         <w:tc>
-          <w:tcPr/>
+          <w:tcPr>
+            <w:tcBorders>
+              <w:top w:val="single" w:sz="5" w:space="0" w:color="999999"/>
+              <w:left w:val="single" w:sz="5" w:space="0" w:color="999999"/>
+              <w:bottom w:val="single" w:sz="5" w:space="0" w:color="999999"/>
+              <w:right w:val="single" w:sz="5" w:space="0" w:color="999999"/>
+            </w:tcBorders>
+          </w:tcPr>
           <w:p>
             <w:pPr>
               <w:spacing w:lineRule="auto"/>
@@ -2250,7 +2701,14 @@
           <w:cantSplit/>
         </w:trPr>
         <w:tc>
-          <w:tcPr/>
+          <w:tcPr>
+            <w:tcBorders>
+              <w:top w:val="single" w:sz="5" w:space="0" w:color="999999"/>
+              <w:left w:val="single" w:sz="5" w:space="0" w:color="999999"/>
+              <w:bottom w:val="single" w:sz="5" w:space="0" w:color="999999"/>
+              <w:right w:val="single" w:sz="5" w:space="0" w:color="999999"/>
+            </w:tcBorders>
+          </w:tcPr>
           <w:p>
             <w:pPr>
               <w:spacing w:lineRule="auto"/>
@@ -2262,7 +2720,14 @@
           </w:p>
         </w:tc>
         <w:tc>
-          <w:tcPr/>
+          <w:tcPr>
+            <w:tcBorders>
+              <w:top w:val="single" w:sz="5" w:space="0" w:color="999999"/>
+              <w:left w:val="single" w:sz="5" w:space="0" w:color="999999"/>
+              <w:bottom w:val="single" w:sz="5" w:space="0" w:color="999999"/>
+              <w:right w:val="single" w:sz="5" w:space="0" w:color="999999"/>
+            </w:tcBorders>
+          </w:tcPr>
           <w:p>
             <w:pPr>
               <w:spacing w:lineRule="auto"/>
@@ -2279,7 +2744,14 @@
           <w:cantSplit/>
         </w:trPr>
         <w:tc>
-          <w:tcPr/>
+          <w:tcPr>
+            <w:tcBorders>
+              <w:top w:val="single" w:sz="5" w:space="0" w:color="999999"/>
+              <w:left w:val="single" w:sz="5" w:space="0" w:color="999999"/>
+              <w:bottom w:val="single" w:sz="5" w:space="0" w:color="999999"/>
+              <w:right w:val="single" w:sz="5" w:space="0" w:color="999999"/>
+            </w:tcBorders>
+          </w:tcPr>
           <w:p>
             <w:pPr>
               <w:spacing w:lineRule="auto"/>
@@ -2291,7 +2763,14 @@
           </w:p>
         </w:tc>
         <w:tc>
-          <w:tcPr/>
+          <w:tcPr>
+            <w:tcBorders>
+              <w:top w:val="single" w:sz="5" w:space="0" w:color="999999"/>
+              <w:left w:val="single" w:sz="5" w:space="0" w:color="999999"/>
+              <w:bottom w:val="single" w:sz="5" w:space="0" w:color="999999"/>
+              <w:right w:val="single" w:sz="5" w:space="0" w:color="999999"/>
+            </w:tcBorders>
+          </w:tcPr>
           <w:p>
             <w:pPr>
               <w:spacing w:lineRule="auto"/>
@@ -2308,7 +2787,14 @@
           <w:cantSplit/>
         </w:trPr>
         <w:tc>
-          <w:tcPr/>
+          <w:tcPr>
+            <w:tcBorders>
+              <w:top w:val="single" w:sz="5" w:space="0" w:color="999999"/>
+              <w:left w:val="single" w:sz="5" w:space="0" w:color="999999"/>
+              <w:bottom w:val="single" w:sz="5" w:space="0" w:color="999999"/>
+              <w:right w:val="single" w:sz="5" w:space="0" w:color="999999"/>
+            </w:tcBorders>
+          </w:tcPr>
           <w:p>
             <w:pPr>
               <w:spacing w:lineRule="auto"/>
@@ -2320,7 +2806,14 @@
           </w:p>
         </w:tc>
         <w:tc>
-          <w:tcPr/>
+          <w:tcPr>
+            <w:tcBorders>
+              <w:top w:val="single" w:sz="5" w:space="0" w:color="999999"/>
+              <w:left w:val="single" w:sz="5" w:space="0" w:color="999999"/>
+              <w:bottom w:val="single" w:sz="5" w:space="0" w:color="999999"/>
+              <w:right w:val="single" w:sz="5" w:space="0" w:color="999999"/>
+            </w:tcBorders>
+          </w:tcPr>
           <w:p>
             <w:pPr>
               <w:spacing w:lineRule="auto"/>
@@ -2337,7 +2830,14 @@
           <w:cantSplit/>
         </w:trPr>
         <w:tc>
-          <w:tcPr/>
+          <w:tcPr>
+            <w:tcBorders>
+              <w:top w:val="single" w:sz="5" w:space="0" w:color="999999"/>
+              <w:left w:val="single" w:sz="5" w:space="0" w:color="999999"/>
+              <w:bottom w:val="single" w:sz="5" w:space="0" w:color="999999"/>
+              <w:right w:val="single" w:sz="5" w:space="0" w:color="999999"/>
+            </w:tcBorders>
+          </w:tcPr>
           <w:p>
             <w:pPr>
               <w:spacing w:lineRule="auto"/>
@@ -2349,7 +2849,14 @@
           </w:p>
         </w:tc>
         <w:tc>
-          <w:tcPr/>
+          <w:tcPr>
+            <w:tcBorders>
+              <w:top w:val="single" w:sz="5" w:space="0" w:color="999999"/>
+              <w:left w:val="single" w:sz="5" w:space="0" w:color="999999"/>
+              <w:bottom w:val="single" w:sz="5" w:space="0" w:color="999999"/>
+              <w:right w:val="single" w:sz="5" w:space="0" w:color="999999"/>
+            </w:tcBorders>
+          </w:tcPr>
           <w:p>
             <w:pPr>
               <w:spacing w:lineRule="auto"/>
@@ -2366,26 +2873,40 @@
           <w:cantSplit/>
         </w:trPr>
         <w:tc>
-          <w:tcPr/>
-          <w:p>
-            <w:pPr>
-              <w:spacing w:lineRule="auto"/>
-            </w:pPr>
-            <w:r>
-              <w:rPr/>
-              <w:t xml:space="preserve">図パス制御</w:t>
-            </w:r>
-          </w:p>
-        </w:tc>
-        <w:tc>
-          <w:tcPr/>
-          <w:p>
-            <w:pPr>
-              <w:spacing w:lineRule="auto"/>
-            </w:pPr>
-            <w:r>
-              <w:rPr/>
-              <w:t xml:space="preserve">origin=internal（assetsInternal起点）/ origin=external（assetsExternal起点）</w:t>
+          <w:tcPr>
+            <w:tcBorders>
+              <w:top w:val="single" w:sz="5" w:space="0" w:color="999999"/>
+              <w:left w:val="single" w:sz="5" w:space="0" w:color="999999"/>
+              <w:bottom w:val="single" w:sz="5" w:space="0" w:color="999999"/>
+              <w:right w:val="single" w:sz="5" w:space="0" w:color="999999"/>
+            </w:tcBorders>
+          </w:tcPr>
+          <w:p>
+            <w:pPr>
+              <w:spacing w:lineRule="auto"/>
+            </w:pPr>
+            <w:r>
+              <w:rPr/>
+              <w:t xml:space="preserve">図表参照</w:t>
+            </w:r>
+          </w:p>
+        </w:tc>
+        <w:tc>
+          <w:tcPr>
+            <w:tcBorders>
+              <w:top w:val="single" w:sz="5" w:space="0" w:color="999999"/>
+              <w:left w:val="single" w:sz="5" w:space="0" w:color="999999"/>
+              <w:bottom w:val="single" w:sz="5" w:space="0" w:color="999999"/>
+              <w:right w:val="single" w:sz="5" w:space="0" w:color="999999"/>
+            </w:tcBorders>
+          </w:tcPr>
+          <w:p>
+            <w:pPr>
+              <w:spacing w:lineRule="auto"/>
+            </w:pPr>
+            <w:r>
+              <w:rPr/>
+              <w:t xml:space="preserve">id付き figure/table を ref記法（ref:xxx）で参照</w:t>
             </w:r>
           </w:p>
         </w:tc>
@@ -2395,26 +2916,40 @@
           <w:cantSplit/>
         </w:trPr>
         <w:tc>
-          <w:tcPr/>
-          <w:p>
-            <w:pPr>
-              <w:spacing w:lineRule="auto"/>
-            </w:pPr>
-            <w:r>
-              <w:rPr/>
-              <w:t xml:space="preserve">DSL 表</w:t>
-            </w:r>
-          </w:p>
-        </w:tc>
-        <w:tc>
-          <w:tcPr/>
-          <w:p>
-            <w:pPr>
-              <w:spacing w:lineRule="auto"/>
-            </w:pPr>
-            <w:r>
-              <w:rPr/>
-              <w:t xml:space="preserve">table（キャプション付き）</w:t>
+          <w:tcPr>
+            <w:tcBorders>
+              <w:top w:val="single" w:sz="5" w:space="0" w:color="999999"/>
+              <w:left w:val="single" w:sz="5" w:space="0" w:color="999999"/>
+              <w:bottom w:val="single" w:sz="5" w:space="0" w:color="999999"/>
+              <w:right w:val="single" w:sz="5" w:space="0" w:color="999999"/>
+            </w:tcBorders>
+          </w:tcPr>
+          <w:p>
+            <w:pPr>
+              <w:spacing w:lineRule="auto"/>
+            </w:pPr>
+            <w:r>
+              <w:rPr/>
+              <w:t xml:space="preserve">図パス制御</w:t>
+            </w:r>
+          </w:p>
+        </w:tc>
+        <w:tc>
+          <w:tcPr>
+            <w:tcBorders>
+              <w:top w:val="single" w:sz="5" w:space="0" w:color="999999"/>
+              <w:left w:val="single" w:sz="5" w:space="0" w:color="999999"/>
+              <w:bottom w:val="single" w:sz="5" w:space="0" w:color="999999"/>
+              <w:right w:val="single" w:sz="5" w:space="0" w:color="999999"/>
+            </w:tcBorders>
+          </w:tcPr>
+          <w:p>
+            <w:pPr>
+              <w:spacing w:lineRule="auto"/>
+            </w:pPr>
+            <w:r>
+              <w:rPr/>
+              <w:t xml:space="preserve">assetsInternal 指定時はそのパス起点、未指定時は Markdown 配置フォルダ起点</w:t>
             </w:r>
           </w:p>
         </w:tc>
@@ -2424,26 +2959,40 @@
           <w:cantSplit/>
         </w:trPr>
         <w:tc>
-          <w:tcPr/>
-          <w:p>
-            <w:pPr>
-              <w:spacing w:lineRule="auto"/>
-            </w:pPr>
-            <w:r>
-              <w:rPr/>
-              <w:t xml:space="preserve">Mermaid</w:t>
-            </w:r>
-          </w:p>
-        </w:tc>
-        <w:tc>
-          <w:tcPr/>
-          <w:p>
-            <w:pPr>
-              <w:spacing w:lineRule="auto"/>
-            </w:pPr>
-            <w:r>
-              <w:rPr/>
-              <w:t xml:space="preserve">flowchart / sequenceDiagram など</w:t>
+          <w:tcPr>
+            <w:tcBorders>
+              <w:top w:val="single" w:sz="5" w:space="0" w:color="999999"/>
+              <w:left w:val="single" w:sz="5" w:space="0" w:color="999999"/>
+              <w:bottom w:val="single" w:sz="5" w:space="0" w:color="999999"/>
+              <w:right w:val="single" w:sz="5" w:space="0" w:color="999999"/>
+            </w:tcBorders>
+          </w:tcPr>
+          <w:p>
+            <w:pPr>
+              <w:spacing w:lineRule="auto"/>
+            </w:pPr>
+            <w:r>
+              <w:rPr/>
+              <w:t xml:space="preserve">DSL 表</w:t>
+            </w:r>
+          </w:p>
+        </w:tc>
+        <w:tc>
+          <w:tcPr>
+            <w:tcBorders>
+              <w:top w:val="single" w:sz="5" w:space="0" w:color="999999"/>
+              <w:left w:val="single" w:sz="5" w:space="0" w:color="999999"/>
+              <w:bottom w:val="single" w:sz="5" w:space="0" w:color="999999"/>
+              <w:right w:val="single" w:sz="5" w:space="0" w:color="999999"/>
+            </w:tcBorders>
+          </w:tcPr>
+          <w:p>
+            <w:pPr>
+              <w:spacing w:lineRule="auto"/>
+            </w:pPr>
+            <w:r>
+              <w:rPr/>
+              <w:t xml:space="preserve">table（キャプション付き）</w:t>
             </w:r>
           </w:p>
         </w:tc>
@@ -2453,26 +3002,40 @@
           <w:cantSplit/>
         </w:trPr>
         <w:tc>
-          <w:tcPr/>
-          <w:p>
-            <w:pPr>
-              <w:spacing w:lineRule="auto"/>
-            </w:pPr>
-            <w:r>
-              <w:rPr/>
-              <w:t xml:space="preserve">ページ制御</w:t>
-            </w:r>
-          </w:p>
-        </w:tc>
-        <w:tc>
-          <w:tcPr/>
-          <w:p>
-            <w:pPr>
-              <w:spacing w:lineRule="auto"/>
-            </w:pPr>
-            <w:r>
-              <w:rPr/>
-              <w:t xml:space="preserve">pagebreak</w:t>
+          <w:tcPr>
+            <w:tcBorders>
+              <w:top w:val="single" w:sz="5" w:space="0" w:color="999999"/>
+              <w:left w:val="single" w:sz="5" w:space="0" w:color="999999"/>
+              <w:bottom w:val="single" w:sz="5" w:space="0" w:color="999999"/>
+              <w:right w:val="single" w:sz="5" w:space="0" w:color="999999"/>
+            </w:tcBorders>
+          </w:tcPr>
+          <w:p>
+            <w:pPr>
+              <w:spacing w:lineRule="auto"/>
+            </w:pPr>
+            <w:r>
+              <w:rPr/>
+              <w:t xml:space="preserve">Mermaid</w:t>
+            </w:r>
+          </w:p>
+        </w:tc>
+        <w:tc>
+          <w:tcPr>
+            <w:tcBorders>
+              <w:top w:val="single" w:sz="5" w:space="0" w:color="999999"/>
+              <w:left w:val="single" w:sz="5" w:space="0" w:color="999999"/>
+              <w:bottom w:val="single" w:sz="5" w:space="0" w:color="999999"/>
+              <w:right w:val="single" w:sz="5" w:space="0" w:color="999999"/>
+            </w:tcBorders>
+          </w:tcPr>
+          <w:p>
+            <w:pPr>
+              <w:spacing w:lineRule="auto"/>
+            </w:pPr>
+            <w:r>
+              <w:rPr/>
+              <w:t xml:space="preserve">flowchart / sequenceDiagram など</w:t>
             </w:r>
           </w:p>
         </w:tc>
@@ -2482,26 +3045,40 @@
           <w:cantSplit/>
         </w:trPr>
         <w:tc>
-          <w:tcPr/>
-          <w:p>
-            <w:pPr>
-              <w:spacing w:lineRule="auto"/>
-            </w:pPr>
-            <w:r>
-              <w:rPr/>
-              <w:t xml:space="preserve">PDF 設定</w:t>
-            </w:r>
-          </w:p>
-        </w:tc>
-        <w:tc>
-          <w:tcPr/>
-          <w:p>
-            <w:pPr>
-              <w:spacing w:lineRule="auto"/>
-            </w:pPr>
-            <w:r>
-              <w:rPr/>
-              <w:t xml:space="preserve">page.json（用紙・余白）</w:t>
+          <w:tcPr>
+            <w:tcBorders>
+              <w:top w:val="single" w:sz="5" w:space="0" w:color="999999"/>
+              <w:left w:val="single" w:sz="5" w:space="0" w:color="999999"/>
+              <w:bottom w:val="single" w:sz="5" w:space="0" w:color="999999"/>
+              <w:right w:val="single" w:sz="5" w:space="0" w:color="999999"/>
+            </w:tcBorders>
+          </w:tcPr>
+          <w:p>
+            <w:pPr>
+              <w:spacing w:lineRule="auto"/>
+            </w:pPr>
+            <w:r>
+              <w:rPr/>
+              <w:t xml:space="preserve">ページ制御</w:t>
+            </w:r>
+          </w:p>
+        </w:tc>
+        <w:tc>
+          <w:tcPr>
+            <w:tcBorders>
+              <w:top w:val="single" w:sz="5" w:space="0" w:color="999999"/>
+              <w:left w:val="single" w:sz="5" w:space="0" w:color="999999"/>
+              <w:bottom w:val="single" w:sz="5" w:space="0" w:color="999999"/>
+              <w:right w:val="single" w:sz="5" w:space="0" w:color="999999"/>
+            </w:tcBorders>
+          </w:tcPr>
+          <w:p>
+            <w:pPr>
+              <w:spacing w:lineRule="auto"/>
+            </w:pPr>
+            <w:r>
+              <w:rPr/>
+              <w:t xml:space="preserve">pagebreak</w:t>
             </w:r>
           </w:p>
         </w:tc>
@@ -2511,7 +3088,57 @@
           <w:cantSplit/>
         </w:trPr>
         <w:tc>
-          <w:tcPr/>
+          <w:tcPr>
+            <w:tcBorders>
+              <w:top w:val="single" w:sz="5" w:space="0" w:color="999999"/>
+              <w:left w:val="single" w:sz="5" w:space="0" w:color="999999"/>
+              <w:bottom w:val="single" w:sz="5" w:space="0" w:color="999999"/>
+              <w:right w:val="single" w:sz="5" w:space="0" w:color="999999"/>
+            </w:tcBorders>
+          </w:tcPr>
+          <w:p>
+            <w:pPr>
+              <w:spacing w:lineRule="auto"/>
+            </w:pPr>
+            <w:r>
+              <w:rPr/>
+              <w:t xml:space="preserve">PDF 設定</w:t>
+            </w:r>
+          </w:p>
+        </w:tc>
+        <w:tc>
+          <w:tcPr>
+            <w:tcBorders>
+              <w:top w:val="single" w:sz="5" w:space="0" w:color="999999"/>
+              <w:left w:val="single" w:sz="5" w:space="0" w:color="999999"/>
+              <w:bottom w:val="single" w:sz="5" w:space="0" w:color="999999"/>
+              <w:right w:val="single" w:sz="5" w:space="0" w:color="999999"/>
+            </w:tcBorders>
+          </w:tcPr>
+          <w:p>
+            <w:pPr>
+              <w:spacing w:lineRule="auto"/>
+            </w:pPr>
+            <w:r>
+              <w:rPr/>
+              <w:t xml:space="preserve">page.json（用紙・余白）</w:t>
+            </w:r>
+          </w:p>
+        </w:tc>
+      </w:tr>
+      <w:tr>
+        <w:trPr>
+          <w:cantSplit/>
+        </w:trPr>
+        <w:tc>
+          <w:tcPr>
+            <w:tcBorders>
+              <w:top w:val="single" w:sz="5" w:space="0" w:color="999999"/>
+              <w:left w:val="single" w:sz="5" w:space="0" w:color="999999"/>
+              <w:bottom w:val="single" w:sz="5" w:space="0" w:color="999999"/>
+              <w:right w:val="single" w:sz="5" w:space="0" w:color="999999"/>
+            </w:tcBorders>
+          </w:tcPr>
           <w:p>
             <w:pPr>
               <w:spacing w:lineRule="auto"/>
@@ -2523,7 +3150,14 @@
           </w:p>
         </w:tc>
         <w:tc>
-          <w:tcPr/>
+          <w:tcPr>
+            <w:tcBorders>
+              <w:top w:val="single" w:sz="5" w:space="0" w:color="999999"/>
+              <w:left w:val="single" w:sz="5" w:space="0" w:color="999999"/>
+              <w:bottom w:val="single" w:sz="5" w:space="0" w:color="999999"/>
+              <w:right w:val="single" w:sz="5" w:space="0" w:color="999999"/>
+            </w:tcBorders>
+          </w:tcPr>
           <w:p>
             <w:pPr>
               <w:spacing w:lineRule="auto"/>
@@ -3038,7 +3672,7 @@
   <w:docDefaults>
     <w:rPrDefault>
       <w:rPr>
-        <w:rFonts w:ascii="Meiryo" w:eastAsiaTheme="minorHAnsi" w:hAnsiTheme="minorHAnsi" w:cstheme="minorBidi"/>
+        <w:rFonts w:ascii="Yu Gothic UI" w:eastAsiaTheme="minorHAnsi" w:hAnsiTheme="minorHAnsi" w:cstheme="minorBidi"/>
         <w:sz w:val="22"/>
         <w:szCs w:val="22"/>
         <w:lang w:val="[object Object]" w:eastAsia="[object Object]" w:bidi="ar-SA"/>
@@ -3218,13 +3852,13 @@
     </a:clrScheme>
     <a:fontScheme name="Office">
       <a:majorFont>
-        <a:latin typeface="Meiryo"/>
-        <a:ea typeface="Meiryo"/>
+        <a:latin typeface="Yu Gothic UI"/>
+        <a:ea typeface="Yu Gothic UI"/>
         <a:cs typeface=""/>
       </a:majorFont>
       <a:minorFont>
-        <a:latin typeface="Meiryo"/>
-        <a:ea typeface="Meiryo"/>
+        <a:latin typeface="Yu Gothic UI"/>
+        <a:ea typeface="Yu Gothic UI"/>
         <a:cs typeface=""/>
       </a:minorFont>
     </a:fontScheme>
